--- a/doc/个人发展规划.docx
+++ b/doc/个人发展规划.docx
@@ -267,6 +267,7 @@
         <w:pStyle w:val="p1"/>
       </w:pPr>
       <w:r>
+        <w:lastRenderedPageBreak/>
         <w:t xml:space="preserve">│ </w:t>
       </w:r>
       <w:r>
@@ -509,6 +510,7 @@
     </w:p>
     <w:p>
       <w:r>
+        <w:lastRenderedPageBreak/>
         <w:t>│   ├─ pharma</w:t>
       </w:r>
     </w:p>
@@ -619,7 +621,6 @@
         <w:t>医疗系统 / 患者支付</w:t>
       </w:r>
     </w:p>
-    <w:p/>
     <w:p>
       <w:pPr>
         <w:pStyle w:val="p1"/>
@@ -644,7 +645,6 @@
         <w:t>医疗系统买药</w:t>
       </w:r>
     </w:p>
-    <w:p/>
     <w:p>
       <w:r>
         <w:rPr>
@@ -731,6 +731,7 @@
     </w:p>
     <w:p>
       <w:r>
+        <w:lastRenderedPageBreak/>
         <w:t xml:space="preserve">  ├─ A. 学术轨道</w:t>
       </w:r>
     </w:p>
@@ -954,6 +955,7 @@
     </w:p>
     <w:p>
       <w:r>
+        <w:lastRenderedPageBreak/>
         <w:t xml:space="preserve">  │   └─ 临床前开发</w:t>
       </w:r>
     </w:p>
@@ -1062,7 +1064,6 @@
         <w:t xml:space="preserve">      └─ 战略 / 咨询 / 投资</w:t>
       </w:r>
     </w:p>
-    <w:p/>
     <w:p>
       <w:r>
         <w:t xml:space="preserve">      中国创新药研发活跃度持续上升，在研创新药和临床试验数量保持全球前列，意味着 发现研究、转化、临床接口 这几层会持续存在岗位需求；</w:t>
@@ -1140,7 +1141,6 @@
         <w:t>接受项目导向而非纯兴趣导向</w:t>
       </w:r>
     </w:p>
-    <w:p/>
     <w:p>
       <w:r>
         <w:t xml:space="preserve">  这里最常见的入口是：</w:t>
@@ -1196,6 +1196,7 @@
         <w:pStyle w:val="2"/>
       </w:pPr>
       <w:r>
+        <w:lastRenderedPageBreak/>
         <w:t>5个分叉问题:</w:t>
       </w:r>
     </w:p>
@@ -1214,7 +1215,6 @@
         <w:t xml:space="preserve">      └─ 不一定 → 往产业看</w:t>
       </w:r>
     </w:p>
-    <w:p/>
     <w:p>
       <w:r>
         <w:t xml:space="preserve">  Q2 我是否还想把“做研究”作为主工作？</w:t>
@@ -1230,7 +1230,6 @@
         <w:t xml:space="preserve">      └─ 否 → 非研发/公共岗位</w:t>
       </w:r>
     </w:p>
-    <w:p/>
     <w:p>
       <w:r>
         <w:t xml:space="preserve">  Q3 我更想做哪种研究？</w:t>
@@ -1261,7 +1260,6 @@
       </w:r>
       <w:proofErr w:type="spellEnd"/>
     </w:p>
-    <w:p/>
     <w:p>
       <w:r>
         <w:t xml:space="preserve">  Q4 我更看重什么？</w:t>
@@ -1282,7 +1280,6 @@
         <w:t xml:space="preserve">      └─ 技能复用性 → comp bio / MSL / 战略</w:t>
       </w:r>
     </w:p>
-    <w:p/>
     <w:p>
       <w:r>
         <w:t xml:space="preserve">  Q5 我是否接受高不确定性换更高上限？</w:t>
@@ -1495,6 +1492,7 @@
         <w:pStyle w:val="2"/>
       </w:pPr>
       <w:r>
+        <w:lastRenderedPageBreak/>
         <w:t>我希望成为什么样的人</w:t>
       </w:r>
     </w:p>
@@ -1771,11 +1769,6 @@
     </w:p>
     <w:p>
       <w:pPr>
-        <w:pStyle w:val="p2"/>
-      </w:pPr>
-    </w:p>
-    <w:p>
-      <w:pPr>
         <w:pStyle w:val="p3"/>
       </w:pPr>
       <w:r>
@@ -1880,21 +1873,12 @@
     </w:p>
     <w:p>
       <w:pPr>
-        <w:pStyle w:val="p2"/>
-      </w:pPr>
-    </w:p>
-    <w:p>
-      <w:pPr>
         <w:pStyle w:val="3"/>
       </w:pPr>
       <w:r>
+        <w:lastRenderedPageBreak/>
         <w:t>主要依据</w:t>
       </w:r>
-    </w:p>
-    <w:p>
-      <w:pPr>
-        <w:pStyle w:val="p2"/>
-      </w:pPr>
     </w:p>
     <w:p>
       <w:pPr>
@@ -1954,21 +1938,11 @@
     </w:p>
     <w:p>
       <w:pPr>
-        <w:pStyle w:val="p2"/>
-      </w:pPr>
-    </w:p>
-    <w:p>
-      <w:pPr>
         <w:pStyle w:val="3"/>
       </w:pPr>
       <w:r>
         <w:t>兴趣中心</w:t>
       </w:r>
-    </w:p>
-    <w:p>
-      <w:pPr>
-        <w:pStyle w:val="p2"/>
-      </w:pPr>
     </w:p>
     <w:p>
       <w:pPr>
@@ -2040,21 +2014,11 @@
     </w:p>
     <w:p>
       <w:pPr>
-        <w:pStyle w:val="p2"/>
-      </w:pPr>
-    </w:p>
-    <w:p>
-      <w:pPr>
         <w:pStyle w:val="3"/>
       </w:pPr>
       <w:r>
         <w:t>一个关键张力</w:t>
       </w:r>
-    </w:p>
-    <w:p>
-      <w:pPr>
-        <w:pStyle w:val="p2"/>
-      </w:pPr>
     </w:p>
     <w:p>
       <w:pPr>
@@ -2114,11 +2078,6 @@
     </w:p>
     <w:p>
       <w:pPr>
-        <w:pStyle w:val="p2"/>
-      </w:pPr>
-    </w:p>
-    <w:p>
-      <w:pPr>
         <w:pStyle w:val="p3"/>
       </w:pPr>
       <w:r>
@@ -2143,21 +2102,11 @@
     </w:p>
     <w:p>
       <w:pPr>
-        <w:pStyle w:val="p2"/>
-      </w:pPr>
-    </w:p>
-    <w:p>
-      <w:pPr>
         <w:pStyle w:val="p3"/>
       </w:pPr>
       <w:r>
         <w:t>这说明你不是纯 academic 型，也不是纯商业型，而是更接近：</w:t>
       </w:r>
-    </w:p>
-    <w:p>
-      <w:pPr>
-        <w:pStyle w:val="p2"/>
-      </w:pPr>
     </w:p>
     <w:p>
       <w:pPr>
@@ -2196,11 +2145,6 @@
     </w:p>
     <w:p>
       <w:pPr>
-        <w:pStyle w:val="p2"/>
-      </w:pPr>
-    </w:p>
-    <w:p>
-      <w:pPr>
         <w:pStyle w:val="3"/>
       </w:pPr>
       <w:r>
@@ -2209,11 +2153,6 @@
     </w:p>
     <w:p>
       <w:pPr>
-        <w:pStyle w:val="p2"/>
-      </w:pPr>
-    </w:p>
-    <w:p>
-      <w:pPr>
         <w:pStyle w:val="p5"/>
       </w:pPr>
       <w:r>
@@ -2264,6 +2203,7 @@
         <w:rPr>
           <w:rFonts w:hint="eastAsia"/>
         </w:rPr>
+        <w:lastRenderedPageBreak/>
         <w:t>我能做什么</w:t>
       </w:r>
     </w:p>
@@ -2274,11 +2214,6 @@
       <w:r>
         <w:t>3.1 核心底层能力</w:t>
       </w:r>
-    </w:p>
-    <w:p>
-      <w:pPr>
-        <w:pStyle w:val="p2"/>
-      </w:pPr>
     </w:p>
     <w:p>
       <w:pPr>
@@ -2338,11 +2273,6 @@
     </w:p>
     <w:p>
       <w:pPr>
-        <w:pStyle w:val="p2"/>
-      </w:pPr>
-    </w:p>
-    <w:p>
-      <w:pPr>
         <w:pStyle w:val="p3"/>
       </w:pPr>
       <w:r>
@@ -2395,11 +2325,6 @@
     </w:p>
     <w:p>
       <w:pPr>
-        <w:pStyle w:val="p2"/>
-      </w:pPr>
-    </w:p>
-    <w:p>
-      <w:pPr>
         <w:pStyle w:val="p3"/>
       </w:pPr>
       <w:r>
@@ -2480,11 +2405,6 @@
     </w:p>
     <w:p>
       <w:pPr>
-        <w:pStyle w:val="p2"/>
-      </w:pPr>
-    </w:p>
-    <w:p>
-      <w:pPr>
         <w:pStyle w:val="p3"/>
       </w:pPr>
       <w:r>
@@ -2510,21 +2430,11 @@
     </w:p>
     <w:p>
       <w:pPr>
-        <w:pStyle w:val="p2"/>
-      </w:pPr>
-    </w:p>
-    <w:p>
-      <w:pPr>
         <w:pStyle w:val="p3"/>
       </w:pPr>
       <w:r>
         <w:t>目前可概括为：</w:t>
       </w:r>
-    </w:p>
-    <w:p>
-      <w:pPr>
-        <w:pStyle w:val="p2"/>
-      </w:pPr>
     </w:p>
     <w:p>
       <w:pPr>
@@ -2545,11 +2455,6 @@
     </w:p>
     <w:p>
       <w:pPr>
-        <w:pStyle w:val="p2"/>
-      </w:pPr>
-    </w:p>
-    <w:p>
-      <w:pPr>
         <w:pStyle w:val="p3"/>
       </w:pPr>
       <w:r>
@@ -2589,6 +2494,7 @@
         </w:numPr>
       </w:pPr>
       <w:r>
+        <w:lastRenderedPageBreak/>
         <w:t>能推进项目</w:t>
       </w:r>
     </w:p>
@@ -2614,11 +2520,6 @@
     </w:p>
     <w:p>
       <w:pPr>
-        <w:pStyle w:val="p2"/>
-      </w:pPr>
-    </w:p>
-    <w:p>
-      <w:pPr>
         <w:pStyle w:val="p3"/>
       </w:pPr>
       <w:r>
@@ -2663,11 +2564,6 @@
     </w:p>
     <w:p>
       <w:pPr>
-        <w:pStyle w:val="p2"/>
-      </w:pPr>
-    </w:p>
-    <w:p>
-      <w:pPr>
         <w:pStyle w:val="p3"/>
       </w:pPr>
       <w:r>
@@ -2744,11 +2640,6 @@
     </w:p>
     <w:p>
       <w:pPr>
-        <w:pStyle w:val="p2"/>
-      </w:pPr>
-    </w:p>
-    <w:p>
-      <w:pPr>
         <w:pStyle w:val="p3"/>
       </w:pPr>
       <w:r>
@@ -2925,11 +2816,6 @@
     </w:p>
     <w:p>
       <w:pPr>
-        <w:pStyle w:val="p2"/>
-      </w:pPr>
-    </w:p>
-    <w:p>
-      <w:pPr>
         <w:pStyle w:val="3"/>
       </w:pPr>
       <w:r>
@@ -2938,11 +2824,6 @@
     </w:p>
     <w:p>
       <w:pPr>
-        <w:pStyle w:val="p2"/>
-      </w:pPr>
-    </w:p>
-    <w:p>
-      <w:pPr>
         <w:pStyle w:val="p4"/>
       </w:pPr>
       <w:r>
@@ -2996,18 +2877,13 @@
     </w:p>
     <w:p>
       <w:pPr>
-        <w:pStyle w:val="p1"/>
-        <w:ind w:left="360"/>
-      </w:pPr>
-    </w:p>
-    <w:p>
-      <w:pPr>
         <w:pStyle w:val="2"/>
       </w:pPr>
       <w:r>
         <w:rPr>
           <w:rFonts w:hint="eastAsia"/>
         </w:rPr>
+        <w:lastRenderedPageBreak/>
         <w:t>我适合做什么</w:t>
       </w:r>
     </w:p>
@@ -3018,11 +2894,6 @@
       <w:r>
         <w:t>4.1 工作方式画像</w:t>
       </w:r>
-    </w:p>
-    <w:p>
-      <w:pPr>
-        <w:pStyle w:val="p2"/>
-      </w:pPr>
     </w:p>
     <w:p>
       <w:pPr>
@@ -3082,11 +2953,6 @@
     </w:p>
     <w:p>
       <w:pPr>
-        <w:pStyle w:val="p2"/>
-      </w:pPr>
-    </w:p>
-    <w:p>
-      <w:pPr>
         <w:pStyle w:val="3"/>
       </w:pPr>
       <w:r>
@@ -3095,21 +2961,11 @@
     </w:p>
     <w:p>
       <w:pPr>
-        <w:pStyle w:val="p2"/>
-      </w:pPr>
-    </w:p>
-    <w:p>
-      <w:pPr>
         <w:pStyle w:val="p3"/>
       </w:pPr>
       <w:r>
         <w:t>你更接近：</w:t>
       </w:r>
-    </w:p>
-    <w:p>
-      <w:pPr>
-        <w:pStyle w:val="p2"/>
-      </w:pPr>
     </w:p>
     <w:p>
       <w:pPr>
@@ -3130,11 +2986,6 @@
     </w:p>
     <w:p>
       <w:pPr>
-        <w:pStyle w:val="p2"/>
-      </w:pPr>
-    </w:p>
-    <w:p>
-      <w:pPr>
         <w:pStyle w:val="p3"/>
       </w:pPr>
       <w:r>
@@ -3203,21 +3054,11 @@
     </w:p>
     <w:p>
       <w:pPr>
-        <w:pStyle w:val="p2"/>
-      </w:pPr>
-    </w:p>
-    <w:p>
-      <w:pPr>
         <w:pStyle w:val="3"/>
       </w:pPr>
       <w:r>
         <w:t>4.3 天然高匹配工作区</w:t>
       </w:r>
-    </w:p>
-    <w:p>
-      <w:pPr>
-        <w:pStyle w:val="p2"/>
-      </w:pPr>
     </w:p>
     <w:p>
       <w:pPr>
@@ -3277,11 +3118,6 @@
     </w:p>
     <w:p>
       <w:pPr>
-        <w:pStyle w:val="p2"/>
-      </w:pPr>
-    </w:p>
-    <w:p>
-      <w:pPr>
         <w:pStyle w:val="3"/>
       </w:pPr>
       <w:r>
@@ -3314,14 +3150,10 @@
     </w:p>
     <w:p>
       <w:pPr>
-        <w:pStyle w:val="p2"/>
-      </w:pPr>
-    </w:p>
-    <w:p>
-      <w:pPr>
         <w:pStyle w:val="3"/>
       </w:pPr>
       <w:r>
+        <w:lastRenderedPageBreak/>
         <w:t>4.5 低匹配区</w:t>
       </w:r>
     </w:p>
@@ -3363,11 +3195,6 @@
     </w:p>
     <w:p>
       <w:pPr>
-        <w:pStyle w:val="p2"/>
-      </w:pPr>
-    </w:p>
-    <w:p>
-      <w:pPr>
         <w:pStyle w:val="3"/>
       </w:pPr>
       <w:r>
@@ -3376,11 +3203,6 @@
     </w:p>
     <w:p>
       <w:pPr>
-        <w:pStyle w:val="p2"/>
-      </w:pPr>
-    </w:p>
-    <w:p>
-      <w:pPr>
         <w:pStyle w:val="p5"/>
       </w:pPr>
       <w:r>
@@ -3435,11 +3257,6 @@
     </w:p>
     <w:p>
       <w:pPr>
-        <w:pStyle w:val="p2"/>
-      </w:pPr>
-    </w:p>
-    <w:p>
-      <w:pPr>
         <w:pStyle w:val="p3"/>
       </w:pPr>
       <w:r>
@@ -3448,21 +3265,11 @@
     </w:p>
     <w:p>
       <w:pPr>
-        <w:pStyle w:val="p2"/>
-      </w:pPr>
-    </w:p>
-    <w:p>
-      <w:pPr>
         <w:pStyle w:val="p3"/>
       </w:pPr>
       <w:r>
         <w:t>我们后来得出的更精确判断是：</w:t>
       </w:r>
-    </w:p>
-    <w:p>
-      <w:pPr>
-        <w:pStyle w:val="p2"/>
-      </w:pPr>
     </w:p>
     <w:p>
       <w:pPr>
@@ -3483,21 +3290,11 @@
     </w:p>
     <w:p>
       <w:pPr>
-        <w:pStyle w:val="p2"/>
-      </w:pPr>
-    </w:p>
-    <w:p>
-      <w:pPr>
         <w:pStyle w:val="3"/>
       </w:pPr>
       <w:r>
         <w:t>5.2 风险承受能力拆解</w:t>
       </w:r>
-    </w:p>
-    <w:p>
-      <w:pPr>
-        <w:pStyle w:val="p2"/>
-      </w:pPr>
     </w:p>
     <w:p>
       <w:pPr>
@@ -3541,11 +3338,6 @@
     </w:p>
     <w:p>
       <w:pPr>
-        <w:pStyle w:val="p2"/>
-      </w:pPr>
-    </w:p>
-    <w:p>
-      <w:pPr>
         <w:pStyle w:val="p3"/>
       </w:pPr>
       <w:r>
@@ -3578,21 +3370,11 @@
     </w:p>
     <w:p>
       <w:pPr>
-        <w:pStyle w:val="p2"/>
-      </w:pPr>
-    </w:p>
-    <w:p>
-      <w:pPr>
         <w:pStyle w:val="3"/>
       </w:pPr>
       <w:r>
         <w:t>5.3 风险偏好</w:t>
       </w:r>
-    </w:p>
-    <w:p>
-      <w:pPr>
-        <w:pStyle w:val="p2"/>
-      </w:pPr>
     </w:p>
     <w:p>
       <w:pPr>
@@ -3620,11 +3402,6 @@
     </w:p>
     <w:p>
       <w:pPr>
-        <w:pStyle w:val="p2"/>
-      </w:pPr>
-    </w:p>
-    <w:p>
-      <w:pPr>
         <w:pStyle w:val="p3"/>
       </w:pPr>
       <w:r>
@@ -3656,6 +3433,7 @@
         </w:numPr>
       </w:pPr>
       <w:r>
+        <w:lastRenderedPageBreak/>
         <w:t>不是纯保守，也不是纯冒险</w:t>
       </w:r>
     </w:p>
@@ -3673,11 +3451,6 @@
     </w:p>
     <w:p>
       <w:pPr>
-        <w:pStyle w:val="p2"/>
-      </w:pPr>
-    </w:p>
-    <w:p>
-      <w:pPr>
         <w:pStyle w:val="3"/>
       </w:pPr>
       <w:r>
@@ -3686,21 +3459,11 @@
     </w:p>
     <w:p>
       <w:pPr>
-        <w:pStyle w:val="p2"/>
-      </w:pPr>
-    </w:p>
-    <w:p>
-      <w:pPr>
         <w:pStyle w:val="p3"/>
       </w:pPr>
       <w:r>
         <w:t>你明确选择了未来10年的主线倾向：</w:t>
       </w:r>
-    </w:p>
-    <w:p>
-      <w:pPr>
-        <w:pStyle w:val="p2"/>
-      </w:pPr>
     </w:p>
     <w:p>
       <w:pPr>
@@ -3721,11 +3484,6 @@
     </w:p>
     <w:p>
       <w:pPr>
-        <w:pStyle w:val="p2"/>
-      </w:pPr>
-    </w:p>
-    <w:p>
-      <w:pPr>
         <w:pStyle w:val="p3"/>
       </w:pPr>
       <w:r>
@@ -3770,11 +3528,6 @@
     </w:p>
     <w:p>
       <w:pPr>
-        <w:pStyle w:val="p2"/>
-      </w:pPr>
-    </w:p>
-    <w:p>
-      <w:pPr>
         <w:pStyle w:val="p3"/>
       </w:pPr>
       <w:r>
@@ -3807,11 +3560,6 @@
     </w:p>
     <w:p>
       <w:pPr>
-        <w:pStyle w:val="p2"/>
-      </w:pPr>
-    </w:p>
-    <w:p>
-      <w:pPr>
         <w:pStyle w:val="3"/>
       </w:pPr>
       <w:r>
@@ -3820,21 +3568,11 @@
     </w:p>
     <w:p>
       <w:pPr>
-        <w:pStyle w:val="p2"/>
-      </w:pPr>
-    </w:p>
-    <w:p>
-      <w:pPr>
         <w:pStyle w:val="p3"/>
       </w:pPr>
       <w:r>
         <w:t>你的风险画像可以概括为：</w:t>
       </w:r>
-    </w:p>
-    <w:p>
-      <w:pPr>
-        <w:pStyle w:val="p2"/>
-      </w:pPr>
     </w:p>
     <w:p>
       <w:pPr>
@@ -3891,11 +3629,6 @@
     </w:p>
     <w:p>
       <w:pPr>
-        <w:pStyle w:val="p2"/>
-      </w:pPr>
-    </w:p>
-    <w:p>
-      <w:pPr>
         <w:pStyle w:val="3"/>
       </w:pPr>
       <w:r>
@@ -3904,11 +3637,6 @@
     </w:p>
     <w:p>
       <w:pPr>
-        <w:pStyle w:val="p2"/>
-      </w:pPr>
-    </w:p>
-    <w:p>
-      <w:pPr>
         <w:pStyle w:val="p5"/>
       </w:pPr>
       <w:r>
@@ -3995,6 +3723,7 @@
         <w:pStyle w:val="p1"/>
       </w:pPr>
       <w:r>
+        <w:lastRenderedPageBreak/>
         <w:t>→ 再用个人匹配筛选</w:t>
       </w:r>
     </w:p>
@@ -4087,11 +3816,6 @@
     </w:p>
     <w:p>
       <w:pPr>
-        <w:pStyle w:val="p3"/>
-      </w:pPr>
-    </w:p>
-    <w:p>
-      <w:pPr>
         <w:pStyle w:val="p1"/>
       </w:pPr>
       <w:r>
@@ -4122,21 +3846,11 @@
     </w:p>
     <w:p>
       <w:pPr>
-        <w:pStyle w:val="p3"/>
-      </w:pPr>
-    </w:p>
-    <w:p>
-      <w:pPr>
         <w:pStyle w:val="p1"/>
       </w:pPr>
       <w:r>
         <w:t>这条路径的核心不是“拍脑袋推荐岗位”，而是：</w:t>
       </w:r>
-    </w:p>
-    <w:p>
-      <w:pPr>
-        <w:pStyle w:val="p3"/>
-      </w:pPr>
     </w:p>
     <w:p>
       <w:pPr>
@@ -4167,8 +3881,8 @@
           <w:rStyle w:val="s2"/>
           <w:noProof/>
         </w:rPr>
-        <w:pict w14:anchorId="739D70F9">
-          <v:rect id="_x0000_i1057" alt="" style="width:415.3pt;height:.05pt;mso-width-percent:0;mso-height-percent:0;mso-width-percent:0;mso-height-percent:0" o:hralign="center" o:hrstd="t" o:hr="t" fillcolor="#a0a0a0" stroked="f"/>
+        <w:pict w14:anchorId="0B16AF53">
+          <v:rect id="_x0000_i1070" alt="" style="width:415.3pt;height:.05pt;mso-width-percent:0;mso-height-percent:0;mso-width-percent:0;mso-height-percent:0" o:hralign="center" o:hrstd="t" o:hr="t" fillcolor="#a0a0a0" stroked="f"/>
         </w:pict>
       </w:r>
     </w:p>
@@ -4179,11 +3893,6 @@
       <w:r>
         <w:t>总体思路</w:t>
       </w:r>
-    </w:p>
-    <w:p>
-      <w:pPr>
-        <w:pStyle w:val="p3"/>
-      </w:pPr>
     </w:p>
     <w:p>
       <w:pPr>
@@ -4299,8 +4008,8 @@
           <w:rStyle w:val="s1"/>
           <w:noProof/>
         </w:rPr>
-        <w:pict w14:anchorId="44B93D5E">
-          <v:rect id="_x0000_i1056" alt="" style="width:415.3pt;height:.05pt;mso-width-percent:0;mso-height-percent:0;mso-width-percent:0;mso-height-percent:0" o:hralign="center" o:hrstd="t" o:hr="t" fillcolor="#a0a0a0" stroked="f"/>
+        <w:pict w14:anchorId="53C15B86">
+          <v:rect id="_x0000_i1069" alt="" style="width:415.3pt;height:.05pt;mso-width-percent:0;mso-height-percent:0;mso-width-percent:0;mso-height-percent:0" o:hralign="center" o:hrstd="t" o:hr="t" fillcolor="#a0a0a0" stroked="f"/>
         </w:pict>
       </w:r>
     </w:p>
@@ -4314,11 +4023,6 @@
     </w:p>
     <w:p>
       <w:pPr>
-        <w:pStyle w:val="p2"/>
-      </w:pPr>
-    </w:p>
-    <w:p>
-      <w:pPr>
         <w:pStyle w:val="p3"/>
       </w:pPr>
       <w:r>
@@ -4327,11 +4031,6 @@
     </w:p>
     <w:p>
       <w:pPr>
-        <w:pStyle w:val="p2"/>
-      </w:pPr>
-    </w:p>
-    <w:p>
-      <w:pPr>
         <w:pStyle w:val="p3"/>
       </w:pPr>
       <w:r>
@@ -4410,6 +4109,7 @@
         <w:pStyle w:val="p1"/>
       </w:pPr>
       <w:r>
+        <w:lastRenderedPageBreak/>
         <w:t>所以你的职业不能只满足“有趣”，还必须满足：</w:t>
       </w:r>
     </w:p>
@@ -4463,8 +4163,8 @@
           <w:rStyle w:val="s1"/>
           <w:noProof/>
         </w:rPr>
-        <w:pict w14:anchorId="1F78D0EE">
-          <v:rect id="_x0000_i1055" alt="" style="width:415.3pt;height:.05pt;mso-width-percent:0;mso-height-percent:0;mso-width-percent:0;mso-height-percent:0" o:hralign="center" o:hrstd="t" o:hr="t" fillcolor="#a0a0a0" stroked="f"/>
+        <w:pict w14:anchorId="1FD83940">
+          <v:rect id="_x0000_i1068" alt="" style="width:415.3pt;height:.05pt;mso-width-percent:0;mso-height-percent:0;mso-width-percent:0;mso-height-percent:0" o:hralign="center" o:hrstd="t" o:hr="t" fillcolor="#a0a0a0" stroked="f"/>
         </w:pict>
       </w:r>
     </w:p>
@@ -4475,11 +4175,6 @@
       <w:r>
         <w:t>第 1 步：从生命科学整体结构中，先选“参与层级”</w:t>
       </w:r>
-    </w:p>
-    <w:p>
-      <w:pPr>
-        <w:pStyle w:val="p2"/>
-      </w:pPr>
     </w:p>
     <w:p>
       <w:pPr>
@@ -4600,11 +4295,6 @@
     </w:p>
     <w:p>
       <w:pPr>
-        <w:pStyle w:val="p3"/>
-      </w:pPr>
-    </w:p>
-    <w:p>
-      <w:pPr>
         <w:pStyle w:val="p1"/>
       </w:pPr>
       <w:r>
@@ -4622,8 +4312,8 @@
           <w:rStyle w:val="s1"/>
           <w:noProof/>
         </w:rPr>
-        <w:pict w14:anchorId="204DF17E">
-          <v:rect id="_x0000_i1054" alt="" style="width:415.3pt;height:.05pt;mso-width-percent:0;mso-height-percent:0;mso-width-percent:0;mso-height-percent:0" o:hralign="center" o:hrstd="t" o:hr="t" fillcolor="#a0a0a0" stroked="f"/>
+        <w:pict w14:anchorId="58FF3EA6">
+          <v:rect id="_x0000_i1067" alt="" style="width:415.3pt;height:.05pt;mso-width-percent:0;mso-height-percent:0;mso-width-percent:0;mso-height-percent:0" o:hralign="center" o:hrstd="t" o:hr="t" fillcolor="#a0a0a0" stroked="f"/>
         </w:pict>
       </w:r>
     </w:p>
@@ -4637,11 +4327,6 @@
     </w:p>
     <w:p>
       <w:pPr>
-        <w:pStyle w:val="p3"/>
-      </w:pPr>
-    </w:p>
-    <w:p>
-      <w:pPr>
         <w:pStyle w:val="p1"/>
       </w:pPr>
       <w:r>
@@ -4730,6 +4415,7 @@
         <w:pStyle w:val="p1"/>
       </w:pPr>
       <w:r>
+        <w:lastRenderedPageBreak/>
         <w:t>这会把你拉向：</w:t>
       </w:r>
     </w:p>
@@ -4882,8 +4568,8 @@
           <w:rStyle w:val="s1"/>
           <w:noProof/>
         </w:rPr>
-        <w:pict w14:anchorId="152BD470">
-          <v:rect id="_x0000_i1053" alt="" style="width:415.3pt;height:.05pt;mso-width-percent:0;mso-height-percent:0;mso-width-percent:0;mso-height-percent:0" o:hralign="center" o:hrstd="t" o:hr="t" fillcolor="#a0a0a0" stroked="f"/>
+        <w:pict w14:anchorId="089F439C">
+          <v:rect id="_x0000_i1066" alt="" style="width:415.3pt;height:.05pt;mso-width-percent:0;mso-height-percent:0;mso-width-percent:0;mso-height-percent:0" o:hralign="center" o:hrstd="t" o:hr="t" fillcolor="#a0a0a0" stroked="f"/>
         </w:pict>
       </w:r>
     </w:p>
@@ -4897,11 +4583,6 @@
     </w:p>
     <w:p>
       <w:pPr>
-        <w:pStyle w:val="p3"/>
-      </w:pPr>
-    </w:p>
-    <w:p>
-      <w:pPr>
         <w:pStyle w:val="p1"/>
       </w:pPr>
       <w:r>
@@ -4954,11 +4635,6 @@
       <w:r>
         <w:t>也就是：</w:t>
       </w:r>
-    </w:p>
-    <w:p>
-      <w:pPr>
-        <w:pStyle w:val="p2"/>
-      </w:pPr>
     </w:p>
     <w:p>
       <w:pPr>
@@ -4997,11 +4673,6 @@
     </w:p>
     <w:p>
       <w:pPr>
-        <w:pStyle w:val="p2"/>
-      </w:pPr>
-    </w:p>
-    <w:p>
-      <w:pPr>
         <w:pStyle w:val="p1"/>
       </w:pPr>
       <w:r>
@@ -5019,8 +4690,8 @@
           <w:rStyle w:val="s1"/>
           <w:noProof/>
         </w:rPr>
-        <w:pict w14:anchorId="13D10301">
-          <v:rect id="_x0000_i1052" alt="" style="width:415.3pt;height:.05pt;mso-width-percent:0;mso-height-percent:0;mso-width-percent:0;mso-height-percent:0" o:hralign="center" o:hrstd="t" o:hr="t" fillcolor="#a0a0a0" stroked="f"/>
+        <w:pict w14:anchorId="62D721BB">
+          <v:rect id="_x0000_i1065" alt="" style="width:415.3pt;height:.05pt;mso-width-percent:0;mso-height-percent:0;mso-width-percent:0;mso-height-percent:0" o:hralign="center" o:hrstd="t" o:hr="t" fillcolor="#a0a0a0" stroked="f"/>
         </w:pict>
       </w:r>
     </w:p>
@@ -5029,16 +4700,12 @@
         <w:pStyle w:val="2"/>
       </w:pPr>
       <w:r>
+        <w:lastRenderedPageBreak/>
         <w:t>第 2 步：从财富结构中，选择“当前阶段该站在哪个资金位置”</w:t>
       </w:r>
     </w:p>
     <w:p>
       <w:pPr>
-        <w:pStyle w:val="p2"/>
-      </w:pPr>
-    </w:p>
-    <w:p>
-      <w:pPr>
         <w:pStyle w:val="p1"/>
       </w:pPr>
       <w:r>
@@ -5108,11 +4775,6 @@
     </w:p>
     <w:p>
       <w:pPr>
-        <w:pStyle w:val="p2"/>
-      </w:pPr>
-    </w:p>
-    <w:p>
-      <w:pPr>
         <w:pStyle w:val="p1"/>
       </w:pPr>
       <w:r>
@@ -5137,11 +4799,6 @@
       <w:r>
         <w:t>所以这一步要问的不是：</w:t>
       </w:r>
-    </w:p>
-    <w:p>
-      <w:pPr>
-        <w:pStyle w:val="p2"/>
-      </w:pPr>
     </w:p>
     <w:p>
       <w:pPr>
@@ -5160,21 +4817,11 @@
     </w:p>
     <w:p>
       <w:pPr>
-        <w:pStyle w:val="p2"/>
-      </w:pPr>
-    </w:p>
-    <w:p>
-      <w:pPr>
         <w:pStyle w:val="p1"/>
       </w:pPr>
       <w:r>
         <w:t>而是：</w:t>
       </w:r>
-    </w:p>
-    <w:p>
-      <w:pPr>
-        <w:pStyle w:val="p2"/>
-      </w:pPr>
     </w:p>
     <w:p>
       <w:pPr>
@@ -5205,8 +4852,8 @@
           <w:rStyle w:val="s1"/>
           <w:noProof/>
         </w:rPr>
-        <w:pict w14:anchorId="4D5CEBCD">
-          <v:rect id="_x0000_i1051" alt="" style="width:415.3pt;height:.05pt;mso-width-percent:0;mso-height-percent:0;mso-width-percent:0;mso-height-percent:0" o:hralign="center" o:hrstd="t" o:hr="t" fillcolor="#a0a0a0" stroked="f"/>
+        <w:pict w14:anchorId="4FDB3D25">
+          <v:rect id="_x0000_i1064" alt="" style="width:415.3pt;height:.05pt;mso-width-percent:0;mso-height-percent:0;mso-width-percent:0;mso-height-percent:0" o:hralign="center" o:hrstd="t" o:hr="t" fillcolor="#a0a0a0" stroked="f"/>
         </w:pict>
       </w:r>
     </w:p>
@@ -5220,11 +4867,6 @@
     </w:p>
     <w:p>
       <w:pPr>
-        <w:pStyle w:val="p2"/>
-      </w:pPr>
-    </w:p>
-    <w:p>
-      <w:pPr>
         <w:pStyle w:val="p1"/>
       </w:pPr>
       <w:r>
@@ -5233,21 +4875,11 @@
     </w:p>
     <w:p>
       <w:pPr>
-        <w:pStyle w:val="p2"/>
-      </w:pPr>
-    </w:p>
-    <w:p>
-      <w:pPr>
         <w:pStyle w:val="4"/>
       </w:pPr>
       <w:r>
         <w:t>A 基础研究</w:t>
       </w:r>
-    </w:p>
-    <w:p>
-      <w:pPr>
-        <w:pStyle w:val="p2"/>
-      </w:pPr>
     </w:p>
     <w:p>
       <w:pPr>
@@ -5283,11 +4915,6 @@
     </w:p>
     <w:p>
       <w:pPr>
-        <w:pStyle w:val="p2"/>
-      </w:pPr>
-    </w:p>
-    <w:p>
-      <w:pPr>
         <w:pStyle w:val="p1"/>
       </w:pPr>
       <w:r>
@@ -5320,11 +4947,6 @@
     </w:p>
     <w:p>
       <w:pPr>
-        <w:pStyle w:val="p2"/>
-      </w:pPr>
-    </w:p>
-    <w:p>
-      <w:pPr>
         <w:pStyle w:val="p1"/>
       </w:pPr>
       <w:r>
@@ -5342,8 +4964,9 @@
           <w:rStyle w:val="s1"/>
           <w:noProof/>
         </w:rPr>
-        <w:pict w14:anchorId="25B88E2D">
-          <v:rect id="_x0000_i1050" alt="" style="width:415.3pt;height:.05pt;mso-width-percent:0;mso-height-percent:0;mso-width-percent:0;mso-height-percent:0" o:hralign="center" o:hrstd="t" o:hr="t" fillcolor="#a0a0a0" stroked="f"/>
+        <w:lastRenderedPageBreak/>
+        <w:pict w14:anchorId="284601BF">
+          <v:rect id="_x0000_i1063" alt="" style="width:415.3pt;height:.05pt;mso-width-percent:0;mso-height-percent:0;mso-width-percent:0;mso-height-percent:0" o:hralign="center" o:hrstd="t" o:hr="t" fillcolor="#a0a0a0" stroked="f"/>
         </w:pict>
       </w:r>
     </w:p>
@@ -5354,11 +4977,6 @@
       <w:r>
         <w:t>B 技术平台</w:t>
       </w:r>
-    </w:p>
-    <w:p>
-      <w:pPr>
-        <w:pStyle w:val="p2"/>
-      </w:pPr>
     </w:p>
     <w:p>
       <w:pPr>
@@ -5406,11 +5024,6 @@
     </w:p>
     <w:p>
       <w:pPr>
-        <w:pStyle w:val="p2"/>
-      </w:pPr>
-    </w:p>
-    <w:p>
-      <w:pPr>
         <w:pStyle w:val="p1"/>
       </w:pPr>
       <w:r>
@@ -5431,11 +5044,6 @@
     </w:p>
     <w:p>
       <w:pPr>
-        <w:pStyle w:val="p2"/>
-      </w:pPr>
-    </w:p>
-    <w:p>
-      <w:pPr>
         <w:pStyle w:val="p1"/>
       </w:pPr>
       <w:r>
@@ -5453,8 +5061,8 @@
           <w:rStyle w:val="s1"/>
           <w:noProof/>
         </w:rPr>
-        <w:pict w14:anchorId="4CBE7CAF">
-          <v:rect id="_x0000_i1049" alt="" style="width:415.3pt;height:.05pt;mso-width-percent:0;mso-height-percent:0;mso-width-percent:0;mso-height-percent:0" o:hralign="center" o:hrstd="t" o:hr="t" fillcolor="#a0a0a0" stroked="f"/>
+        <w:pict w14:anchorId="74256FE2">
+          <v:rect id="_x0000_i1062" alt="" style="width:415.3pt;height:.05pt;mso-width-percent:0;mso-height-percent:0;mso-width-percent:0;mso-height-percent:0" o:hralign="center" o:hrstd="t" o:hr="t" fillcolor="#a0a0a0" stroked="f"/>
         </w:pict>
       </w:r>
     </w:p>
@@ -5465,11 +5073,6 @@
       <w:r>
         <w:t>C 药物/产品研发</w:t>
       </w:r>
-    </w:p>
-    <w:p>
-      <w:pPr>
-        <w:pStyle w:val="p2"/>
-      </w:pPr>
     </w:p>
     <w:p>
       <w:pPr>
@@ -5529,11 +5132,6 @@
     </w:p>
     <w:p>
       <w:pPr>
-        <w:pStyle w:val="p2"/>
-      </w:pPr>
-    </w:p>
-    <w:p>
-      <w:pPr>
         <w:pStyle w:val="p1"/>
       </w:pPr>
       <w:r>
@@ -5551,8 +5149,8 @@
           <w:rStyle w:val="s1"/>
           <w:noProof/>
         </w:rPr>
-        <w:pict w14:anchorId="19ADB40E">
-          <v:rect id="_x0000_i1048" alt="" style="width:415.3pt;height:.05pt;mso-width-percent:0;mso-height-percent:0;mso-width-percent:0;mso-height-percent:0" o:hralign="center" o:hrstd="t" o:hr="t" fillcolor="#a0a0a0" stroked="f"/>
+        <w:pict w14:anchorId="4E9921C1">
+          <v:rect id="_x0000_i1061" alt="" style="width:415.3pt;height:.05pt;mso-width-percent:0;mso-height-percent:0;mso-width-percent:0;mso-height-percent:0" o:hralign="center" o:hrstd="t" o:hr="t" fillcolor="#a0a0a0" stroked="f"/>
         </w:pict>
       </w:r>
     </w:p>
@@ -5563,11 +5161,6 @@
       <w:r>
         <w:t>D 医疗支付/商业后端</w:t>
       </w:r>
-    </w:p>
-    <w:p>
-      <w:pPr>
-        <w:pStyle w:val="p2"/>
-      </w:pPr>
     </w:p>
     <w:p>
       <w:pPr>
@@ -5591,11 +5184,6 @@
     </w:p>
     <w:p>
       <w:pPr>
-        <w:pStyle w:val="p2"/>
-      </w:pPr>
-    </w:p>
-    <w:p>
-      <w:pPr>
         <w:pStyle w:val="p1"/>
       </w:pPr>
       <w:r>
@@ -5628,11 +5216,6 @@
     </w:p>
     <w:p>
       <w:pPr>
-        <w:pStyle w:val="p2"/>
-      </w:pPr>
-    </w:p>
-    <w:p>
-      <w:pPr>
         <w:pStyle w:val="p1"/>
       </w:pPr>
       <w:r>
@@ -5650,8 +5233,8 @@
           <w:rStyle w:val="s1"/>
           <w:noProof/>
         </w:rPr>
-        <w:pict w14:anchorId="29E239DE">
-          <v:rect id="_x0000_i1047" alt="" style="width:415.3pt;height:.05pt;mso-width-percent:0;mso-height-percent:0;mso-width-percent:0;mso-height-percent:0" o:hralign="center" o:hrstd="t" o:hr="t" fillcolor="#a0a0a0" stroked="f"/>
+        <w:pict w14:anchorId="03F7164B">
+          <v:rect id="_x0000_i1060" alt="" style="width:415.3pt;height:.05pt;mso-width-percent:0;mso-height-percent:0;mso-width-percent:0;mso-height-percent:0" o:hralign="center" o:hrstd="t" o:hr="t" fillcolor="#a0a0a0" stroked="f"/>
         </w:pict>
       </w:r>
     </w:p>
@@ -5660,16 +5243,12 @@
         <w:pStyle w:val="3"/>
       </w:pPr>
       <w:r>
+        <w:lastRenderedPageBreak/>
         <w:t>这一步的结论</w:t>
       </w:r>
     </w:p>
     <w:p>
       <w:pPr>
-        <w:pStyle w:val="p2"/>
-      </w:pPr>
-    </w:p>
-    <w:p>
-      <w:pPr>
         <w:pStyle w:val="p1"/>
       </w:pPr>
       <w:r>
@@ -5708,11 +5287,6 @@
       <w:r>
         <w:t>也就是：</w:t>
       </w:r>
-    </w:p>
-    <w:p>
-      <w:pPr>
-        <w:pStyle w:val="p2"/>
-      </w:pPr>
     </w:p>
     <w:p>
       <w:pPr>
@@ -5751,11 +5325,6 @@
     </w:p>
     <w:p>
       <w:pPr>
-        <w:pStyle w:val="p2"/>
-      </w:pPr>
-    </w:p>
-    <w:p>
-      <w:pPr>
         <w:pStyle w:val="p1"/>
       </w:pPr>
       <w:r>
@@ -5821,8 +5390,8 @@
           <w:rStyle w:val="s1"/>
           <w:noProof/>
         </w:rPr>
-        <w:pict w14:anchorId="62185B5D">
-          <v:rect id="_x0000_i1046" alt="" style="width:415.3pt;height:.05pt;mso-width-percent:0;mso-height-percent:0;mso-width-percent:0;mso-height-percent:0" o:hralign="center" o:hrstd="t" o:hr="t" fillcolor="#a0a0a0" stroked="f"/>
+        <w:pict w14:anchorId="1308B195">
+          <v:rect id="_x0000_i1059" alt="" style="width:415.3pt;height:.05pt;mso-width-percent:0;mso-height-percent:0;mso-width-percent:0;mso-height-percent:0" o:hralign="center" o:hrstd="t" o:hr="t" fillcolor="#a0a0a0" stroked="f"/>
         </w:pict>
       </w:r>
     </w:p>
@@ -5833,11 +5402,6 @@
       <w:r>
         <w:t>第 3 步：从权力结构中，选择“未来想积累哪种权力”</w:t>
       </w:r>
-    </w:p>
-    <w:p>
-      <w:pPr>
-        <w:pStyle w:val="p2"/>
-      </w:pPr>
     </w:p>
     <w:p>
       <w:pPr>
@@ -5932,11 +5496,6 @@
     </w:p>
     <w:p>
       <w:pPr>
-        <w:pStyle w:val="p3"/>
-      </w:pPr>
-    </w:p>
-    <w:p>
-      <w:pPr>
         <w:pStyle w:val="p1"/>
       </w:pPr>
       <w:r>
@@ -6015,6 +5574,7 @@
         <w:rPr>
           <w:rStyle w:val="HTML1"/>
         </w:rPr>
+        <w:lastRenderedPageBreak/>
         <w:t>技术权力</w:t>
       </w:r>
     </w:p>
@@ -6040,8 +5600,8 @@
           <w:rStyle w:val="s1"/>
           <w:noProof/>
         </w:rPr>
-        <w:pict w14:anchorId="3C14EC38">
-          <v:rect id="_x0000_i1045" alt="" style="width:415.3pt;height:.05pt;mso-width-percent:0;mso-height-percent:0;mso-width-percent:0;mso-height-percent:0" o:hralign="center" o:hrstd="t" o:hr="t" fillcolor="#a0a0a0" stroked="f"/>
+        <w:pict w14:anchorId="0BDD3356">
+          <v:rect id="_x0000_i1058" alt="" style="width:415.3pt;height:.05pt;mso-width-percent:0;mso-height-percent:0;mso-width-percent:0;mso-height-percent:0" o:hralign="center" o:hrstd="t" o:hr="t" fillcolor="#a0a0a0" stroked="f"/>
         </w:pict>
       </w:r>
     </w:p>
@@ -6055,11 +5615,6 @@
     </w:p>
     <w:p>
       <w:pPr>
-        <w:pStyle w:val="p2"/>
-      </w:pPr>
-    </w:p>
-    <w:p>
-      <w:pPr>
         <w:pStyle w:val="p3"/>
       </w:pPr>
       <w:r>
@@ -6084,11 +5639,6 @@
       <w:r>
         <w:t>因为你的现实条件不支持。</w:t>
       </w:r>
-    </w:p>
-    <w:p>
-      <w:pPr>
-        <w:pStyle w:val="p2"/>
-      </w:pPr>
     </w:p>
     <w:p>
       <w:pPr>
@@ -6228,8 +5778,8 @@
           <w:rStyle w:val="s1"/>
           <w:noProof/>
         </w:rPr>
-        <w:pict w14:anchorId="012D1924">
-          <v:rect id="_x0000_i1044" alt="" style="width:415.3pt;height:.05pt;mso-width-percent:0;mso-height-percent:0;mso-width-percent:0;mso-height-percent:0" o:hralign="center" o:hrstd="t" o:hr="t" fillcolor="#a0a0a0" stroked="f"/>
+        <w:pict w14:anchorId="36DBA123">
+          <v:rect id="_x0000_i1057" alt="" style="width:415.3pt;height:.05pt;mso-width-percent:0;mso-height-percent:0;mso-width-percent:0;mso-height-percent:0" o:hralign="center" o:hrstd="t" o:hr="t" fillcolor="#a0a0a0" stroked="f"/>
         </w:pict>
       </w:r>
     </w:p>
@@ -6240,11 +5790,6 @@
       <w:r>
         <w:t>这一步的结论</w:t>
       </w:r>
-    </w:p>
-    <w:p>
-      <w:pPr>
-        <w:pStyle w:val="p2"/>
-      </w:pPr>
     </w:p>
     <w:p>
       <w:pPr>
@@ -6292,21 +5837,11 @@
     </w:p>
     <w:p>
       <w:pPr>
-        <w:pStyle w:val="p2"/>
-      </w:pPr>
-    </w:p>
-    <w:p>
-      <w:pPr>
         <w:pStyle w:val="p3"/>
       </w:pPr>
       <w:r>
         <w:t>而是：</w:t>
       </w:r>
-    </w:p>
-    <w:p>
-      <w:pPr>
-        <w:pStyle w:val="p2"/>
-      </w:pPr>
     </w:p>
     <w:p>
       <w:pPr>
@@ -6345,11 +5880,6 @@
     </w:p>
     <w:p>
       <w:pPr>
-        <w:pStyle w:val="p2"/>
-      </w:pPr>
-    </w:p>
-    <w:p>
-      <w:pPr>
         <w:pStyle w:val="p3"/>
       </w:pPr>
       <w:r>
@@ -6372,6 +5902,7 @@
         <w:pStyle w:val="p1"/>
       </w:pPr>
       <w:r>
+        <w:lastRenderedPageBreak/>
         <w:t>的轨道。</w:t>
       </w:r>
     </w:p>
@@ -6386,8 +5917,8 @@
           <w:rStyle w:val="s1"/>
           <w:noProof/>
         </w:rPr>
-        <w:pict w14:anchorId="07ADA0A5">
-          <v:rect id="_x0000_i1043" alt="" style="width:415.3pt;height:.05pt;mso-width-percent:0;mso-height-percent:0;mso-width-percent:0;mso-height-percent:0" o:hralign="center" o:hrstd="t" o:hr="t" fillcolor="#a0a0a0" stroked="f"/>
+        <w:pict w14:anchorId="252D9C79">
+          <v:rect id="_x0000_i1056" alt="" style="width:415.3pt;height:.05pt;mso-width-percent:0;mso-height-percent:0;mso-width-percent:0;mso-height-percent:0" o:hralign="center" o:hrstd="t" o:hr="t" fillcolor="#a0a0a0" stroked="f"/>
         </w:pict>
       </w:r>
     </w:p>
@@ -6398,11 +5929,6 @@
       <w:r>
         <w:t>第 4 步：回到中国生物博士职业地图，做主分叉</w:t>
       </w:r>
-    </w:p>
-    <w:p>
-      <w:pPr>
-        <w:pStyle w:val="p3"/>
-      </w:pPr>
     </w:p>
     <w:p>
       <w:pPr>
@@ -6484,8 +6010,8 @@
           <w:rStyle w:val="s1"/>
           <w:noProof/>
         </w:rPr>
-        <w:pict w14:anchorId="76D0B901">
-          <v:rect id="_x0000_i1042" alt="" style="width:415.3pt;height:.05pt;mso-width-percent:0;mso-height-percent:0;mso-width-percent:0;mso-height-percent:0" o:hralign="center" o:hrstd="t" o:hr="t" fillcolor="#a0a0a0" stroked="f"/>
+        <w:pict w14:anchorId="3C8F468E">
+          <v:rect id="_x0000_i1055" alt="" style="width:415.3pt;height:.05pt;mso-width-percent:0;mso-height-percent:0;mso-width-percent:0;mso-height-percent:0" o:hralign="center" o:hrstd="t" o:hr="t" fillcolor="#a0a0a0" stroked="f"/>
         </w:pict>
       </w:r>
     </w:p>
@@ -6499,21 +6025,11 @@
     </w:p>
     <w:p>
       <w:pPr>
-        <w:pStyle w:val="p3"/>
-      </w:pPr>
-    </w:p>
-    <w:p>
-      <w:pPr>
         <w:pStyle w:val="4"/>
       </w:pPr>
       <w:r>
         <w:t>学术</w:t>
       </w:r>
-    </w:p>
-    <w:p>
-      <w:pPr>
-        <w:pStyle w:val="p3"/>
-      </w:pPr>
     </w:p>
     <w:p>
       <w:pPr>
@@ -6537,11 +6053,6 @@
     </w:p>
     <w:p>
       <w:pPr>
-        <w:pStyle w:val="p3"/>
-      </w:pPr>
-    </w:p>
-    <w:p>
-      <w:pPr>
         <w:pStyle w:val="p1"/>
       </w:pPr>
       <w:r>
@@ -6586,11 +6097,6 @@
     </w:p>
     <w:p>
       <w:pPr>
-        <w:pStyle w:val="p3"/>
-      </w:pPr>
-    </w:p>
-    <w:p>
-      <w:pPr>
         <w:pStyle w:val="p1"/>
       </w:pPr>
       <w:r>
@@ -6633,8 +6139,8 @@
           <w:rStyle w:val="s1"/>
           <w:noProof/>
         </w:rPr>
-        <w:pict w14:anchorId="44A510BB">
-          <v:rect id="_x0000_i1041" alt="" style="width:415.3pt;height:.05pt;mso-width-percent:0;mso-height-percent:0;mso-width-percent:0;mso-height-percent:0" o:hralign="center" o:hrstd="t" o:hr="t" fillcolor="#a0a0a0" stroked="f"/>
+        <w:pict w14:anchorId="3CEE832A">
+          <v:rect id="_x0000_i1054" alt="" style="width:415.3pt;height:.05pt;mso-width-percent:0;mso-height-percent:0;mso-width-percent:0;mso-height-percent:0" o:hralign="center" o:hrstd="t" o:hr="t" fillcolor="#a0a0a0" stroked="f"/>
         </w:pict>
       </w:r>
     </w:p>
@@ -6645,11 +6151,6 @@
       <w:r>
         <w:t>产业非研发</w:t>
       </w:r>
-    </w:p>
-    <w:p>
-      <w:pPr>
-        <w:pStyle w:val="p2"/>
-      </w:pPr>
     </w:p>
     <w:p>
       <w:pPr>
@@ -6673,11 +6174,6 @@
     </w:p>
     <w:p>
       <w:pPr>
-        <w:pStyle w:val="p2"/>
-      </w:pPr>
-    </w:p>
-    <w:p>
-      <w:pPr>
         <w:pStyle w:val="p3"/>
       </w:pPr>
       <w:r>
@@ -6693,6 +6189,7 @@
         </w:numPr>
       </w:pPr>
       <w:r>
+        <w:lastRenderedPageBreak/>
         <w:t>离你的能力中心太远</w:t>
       </w:r>
     </w:p>
@@ -6710,11 +6207,6 @@
     </w:p>
     <w:p>
       <w:pPr>
-        <w:pStyle w:val="p2"/>
-      </w:pPr>
-    </w:p>
-    <w:p>
-      <w:pPr>
         <w:pStyle w:val="p3"/>
       </w:pPr>
       <w:r>
@@ -6732,8 +6224,8 @@
           <w:rStyle w:val="s1"/>
           <w:noProof/>
         </w:rPr>
-        <w:pict w14:anchorId="45BFC4C5">
-          <v:rect id="_x0000_i1040" alt="" style="width:415.3pt;height:.05pt;mso-width-percent:0;mso-height-percent:0;mso-width-percent:0;mso-height-percent:0" o:hralign="center" o:hrstd="t" o:hr="t" fillcolor="#a0a0a0" stroked="f"/>
+        <w:pict w14:anchorId="521748C2">
+          <v:rect id="_x0000_i1053" alt="" style="width:415.3pt;height:.05pt;mso-width-percent:0;mso-height-percent:0;mso-width-percent:0;mso-height-percent:0" o:hralign="center" o:hrstd="t" o:hr="t" fillcolor="#a0a0a0" stroked="f"/>
         </w:pict>
       </w:r>
     </w:p>
@@ -6744,11 +6236,6 @@
       <w:r>
         <w:t>公共/支撑</w:t>
       </w:r>
-    </w:p>
-    <w:p>
-      <w:pPr>
-        <w:pStyle w:val="p2"/>
-      </w:pPr>
     </w:p>
     <w:p>
       <w:pPr>
@@ -6769,8 +6256,8 @@
           <w:rStyle w:val="s1"/>
           <w:noProof/>
         </w:rPr>
-        <w:pict w14:anchorId="59C4C8EC">
-          <v:rect id="_x0000_i1039" alt="" style="width:415.3pt;height:.05pt;mso-width-percent:0;mso-height-percent:0;mso-width-percent:0;mso-height-percent:0" o:hralign="center" o:hrstd="t" o:hr="t" fillcolor="#a0a0a0" stroked="f"/>
+        <w:pict w14:anchorId="53A90E16">
+          <v:rect id="_x0000_i1052" alt="" style="width:415.3pt;height:.05pt;mso-width-percent:0;mso-height-percent:0;mso-width-percent:0;mso-height-percent:0" o:hralign="center" o:hrstd="t" o:hr="t" fillcolor="#a0a0a0" stroked="f"/>
         </w:pict>
       </w:r>
     </w:p>
@@ -6781,11 +6268,6 @@
       <w:r>
         <w:t>产业研发</w:t>
       </w:r>
-    </w:p>
-    <w:p>
-      <w:pPr>
-        <w:pStyle w:val="p2"/>
-      </w:pPr>
     </w:p>
     <w:p>
       <w:pPr>
@@ -6866,8 +6348,8 @@
           <w:rStyle w:val="s1"/>
           <w:noProof/>
         </w:rPr>
-        <w:pict w14:anchorId="4530254F">
-          <v:rect id="_x0000_i1038" alt="" style="width:415.3pt;height:.05pt;mso-width-percent:0;mso-height-percent:0;mso-width-percent:0;mso-height-percent:0" o:hralign="center" o:hrstd="t" o:hr="t" fillcolor="#a0a0a0" stroked="f"/>
+        <w:pict w14:anchorId="2D9F2854">
+          <v:rect id="_x0000_i1051" alt="" style="width:415.3pt;height:.05pt;mso-width-percent:0;mso-height-percent:0;mso-width-percent:0;mso-height-percent:0" o:hralign="center" o:hrstd="t" o:hr="t" fillcolor="#a0a0a0" stroked="f"/>
         </w:pict>
       </w:r>
     </w:p>
@@ -6878,11 +6360,6 @@
       <w:r>
         <w:t>这一步的结论</w:t>
       </w:r>
-    </w:p>
-    <w:p>
-      <w:pPr>
-        <w:pStyle w:val="p2"/>
-      </w:pPr>
     </w:p>
     <w:p>
       <w:pPr>
@@ -6914,8 +6391,8 @@
           <w:rStyle w:val="s1"/>
           <w:noProof/>
         </w:rPr>
-        <w:pict w14:anchorId="111CC1B5">
-          <v:rect id="_x0000_i1037" alt="" style="width:415.3pt;height:.05pt;mso-width-percent:0;mso-height-percent:0;mso-width-percent:0;mso-height-percent:0" o:hralign="center" o:hrstd="t" o:hr="t" fillcolor="#a0a0a0" stroked="f"/>
+        <w:pict w14:anchorId="6946148D">
+          <v:rect id="_x0000_i1050" alt="" style="width:415.3pt;height:.05pt;mso-width-percent:0;mso-height-percent:0;mso-width-percent:0;mso-height-percent:0" o:hralign="center" o:hrstd="t" o:hr="t" fillcolor="#a0a0a0" stroked="f"/>
         </w:pict>
       </w:r>
     </w:p>
@@ -6926,11 +6403,6 @@
       <w:r>
         <w:t>第 5 步：在产业研发内部继续分叉</w:t>
       </w:r>
-    </w:p>
-    <w:p>
-      <w:pPr>
-        <w:pStyle w:val="p2"/>
-      </w:pPr>
     </w:p>
     <w:p>
       <w:pPr>
@@ -7040,8 +6512,9 @@
           <w:rStyle w:val="s1"/>
           <w:noProof/>
         </w:rPr>
-        <w:pict w14:anchorId="67EDE2B2">
-          <v:rect id="_x0000_i1036" alt="" style="width:415.3pt;height:.05pt;mso-width-percent:0;mso-height-percent:0;mso-width-percent:0;mso-height-percent:0" o:hralign="center" o:hrstd="t" o:hr="t" fillcolor="#a0a0a0" stroked="f"/>
+        <w:lastRenderedPageBreak/>
+        <w:pict w14:anchorId="62A12696">
+          <v:rect id="_x0000_i1049" alt="" style="width:415.3pt;height:.05pt;mso-width-percent:0;mso-height-percent:0;mso-width-percent:0;mso-height-percent:0" o:hralign="center" o:hrstd="t" o:hr="t" fillcolor="#a0a0a0" stroked="f"/>
         </w:pict>
       </w:r>
     </w:p>
@@ -7052,11 +6525,6 @@
       <w:r>
         <w:t>判断 5-1：CRO 是否进入前三？</w:t>
       </w:r>
-    </w:p>
-    <w:p>
-      <w:pPr>
-        <w:pStyle w:val="p3"/>
-      </w:pPr>
     </w:p>
     <w:p>
       <w:pPr>
@@ -7104,11 +6572,6 @@
     </w:p>
     <w:p>
       <w:pPr>
-        <w:pStyle w:val="p3"/>
-      </w:pPr>
-    </w:p>
-    <w:p>
-      <w:pPr>
         <w:pStyle w:val="p1"/>
       </w:pPr>
       <w:r>
@@ -7153,11 +6616,6 @@
     </w:p>
     <w:p>
       <w:pPr>
-        <w:pStyle w:val="p3"/>
-      </w:pPr>
-    </w:p>
-    <w:p>
-      <w:pPr>
         <w:pStyle w:val="p1"/>
       </w:pPr>
       <w:r>
@@ -7194,8 +6652,8 @@
           <w:rStyle w:val="s1"/>
           <w:noProof/>
         </w:rPr>
-        <w:pict w14:anchorId="782CFC67">
-          <v:rect id="_x0000_i1035" alt="" style="width:415.3pt;height:.05pt;mso-width-percent:0;mso-height-percent:0;mso-width-percent:0;mso-height-percent:0" o:hralign="center" o:hrstd="t" o:hr="t" fillcolor="#a0a0a0" stroked="f"/>
+        <w:pict w14:anchorId="0B8F77E7">
+          <v:rect id="_x0000_i1048" alt="" style="width:415.3pt;height:.05pt;mso-width-percent:0;mso-height-percent:0;mso-width-percent:0;mso-height-percent:0" o:hralign="center" o:hrstd="t" o:hr="t" fillcolor="#a0a0a0" stroked="f"/>
         </w:pict>
       </w:r>
     </w:p>
@@ -7206,11 +6664,6 @@
       <w:r>
         <w:t>判断 5-2：大药企研发 Scientist 是否匹配？</w:t>
       </w:r>
-    </w:p>
-    <w:p>
-      <w:pPr>
-        <w:pStyle w:val="p3"/>
-      </w:pPr>
     </w:p>
     <w:p>
       <w:pPr>
@@ -7282,11 +6735,6 @@
     </w:p>
     <w:p>
       <w:pPr>
-        <w:pStyle w:val="p3"/>
-      </w:pPr>
-    </w:p>
-    <w:p>
-      <w:pPr>
         <w:pStyle w:val="p1"/>
       </w:pPr>
       <w:r>
@@ -7315,8 +6763,8 @@
           <w:rStyle w:val="s1"/>
           <w:noProof/>
         </w:rPr>
-        <w:pict w14:anchorId="7DA33341">
-          <v:rect id="_x0000_i1034" alt="" style="width:415.3pt;height:.05pt;mso-width-percent:0;mso-height-percent:0;mso-width-percent:0;mso-height-percent:0" o:hralign="center" o:hrstd="t" o:hr="t" fillcolor="#a0a0a0" stroked="f"/>
+        <w:pict w14:anchorId="742CD8D0">
+          <v:rect id="_x0000_i1047" alt="" style="width:415.3pt;height:.05pt;mso-width-percent:0;mso-height-percent:0;mso-width-percent:0;mso-height-percent:0" o:hralign="center" o:hrstd="t" o:hr="t" fillcolor="#a0a0a0" stroked="f"/>
         </w:pict>
       </w:r>
     </w:p>
@@ -7330,21 +6778,11 @@
     </w:p>
     <w:p>
       <w:pPr>
-        <w:pStyle w:val="p2"/>
-      </w:pPr>
-    </w:p>
-    <w:p>
-      <w:pPr>
         <w:pStyle w:val="p3"/>
       </w:pPr>
       <w:r>
         <w:t>也匹配，但要细分。</w:t>
       </w:r>
-    </w:p>
-    <w:p>
-      <w:pPr>
-        <w:pStyle w:val="p2"/>
-      </w:pPr>
     </w:p>
     <w:p>
       <w:pPr>
@@ -7363,6 +6801,7 @@
         </w:numPr>
       </w:pPr>
       <w:r>
+        <w:lastRenderedPageBreak/>
         <w:t>更接近创新</w:t>
       </w:r>
     </w:p>
@@ -7392,11 +6831,6 @@
     </w:p>
     <w:p>
       <w:pPr>
-        <w:pStyle w:val="p2"/>
-      </w:pPr>
-    </w:p>
-    <w:p>
-      <w:pPr>
         <w:pStyle w:val="p3"/>
       </w:pPr>
       <w:r>
@@ -7429,11 +6863,6 @@
     </w:p>
     <w:p>
       <w:pPr>
-        <w:pStyle w:val="p2"/>
-      </w:pPr>
-    </w:p>
-    <w:p>
-      <w:pPr>
         <w:pStyle w:val="p3"/>
       </w:pPr>
       <w:r>
@@ -7451,8 +6880,8 @@
           <w:rStyle w:val="s1"/>
           <w:noProof/>
         </w:rPr>
-        <w:pict w14:anchorId="30320461">
-          <v:rect id="_x0000_i1033" alt="" style="width:415.3pt;height:.05pt;mso-width-percent:0;mso-height-percent:0;mso-width-percent:0;mso-height-percent:0" o:hralign="center" o:hrstd="t" o:hr="t" fillcolor="#a0a0a0" stroked="f"/>
+        <w:pict w14:anchorId="69688B58">
+          <v:rect id="_x0000_i1046" alt="" style="width:415.3pt;height:.05pt;mso-width-percent:0;mso-height-percent:0;mso-width-percent:0;mso-height-percent:0" o:hralign="center" o:hrstd="t" o:hr="t" fillcolor="#a0a0a0" stroked="f"/>
         </w:pict>
       </w:r>
     </w:p>
@@ -7466,21 +6895,11 @@
     </w:p>
     <w:p>
       <w:pPr>
-        <w:pStyle w:val="p2"/>
-      </w:pPr>
-    </w:p>
-    <w:p>
-      <w:pPr>
         <w:pStyle w:val="p3"/>
       </w:pPr>
       <w:r>
         <w:t>这条路对你其实非常有吸引力。</w:t>
       </w:r>
-    </w:p>
-    <w:p>
-      <w:pPr>
-        <w:pStyle w:val="p2"/>
-      </w:pPr>
     </w:p>
     <w:p>
       <w:pPr>
@@ -7540,11 +6959,6 @@
     </w:p>
     <w:p>
       <w:pPr>
-        <w:pStyle w:val="p2"/>
-      </w:pPr>
-    </w:p>
-    <w:p>
-      <w:pPr>
         <w:pStyle w:val="p3"/>
       </w:pPr>
       <w:r>
@@ -7609,8 +7023,8 @@
           <w:rStyle w:val="s1"/>
           <w:noProof/>
         </w:rPr>
-        <w:pict w14:anchorId="27698596">
-          <v:rect id="_x0000_i1032" alt="" style="width:415.3pt;height:.05pt;mso-width-percent:0;mso-height-percent:0;mso-width-percent:0;mso-height-percent:0" o:hralign="center" o:hrstd="t" o:hr="t" fillcolor="#a0a0a0" stroked="f"/>
+        <w:pict w14:anchorId="69876F2B">
+          <v:rect id="_x0000_i1045" alt="" style="width:415.3pt;height:.05pt;mso-width-percent:0;mso-height-percent:0;mso-width-percent:0;mso-height-percent:0" o:hralign="center" o:hrstd="t" o:hr="t" fillcolor="#a0a0a0" stroked="f"/>
         </w:pict>
       </w:r>
     </w:p>
@@ -7624,11 +7038,6 @@
     </w:p>
     <w:p>
       <w:pPr>
-        <w:pStyle w:val="p3"/>
-      </w:pPr>
-    </w:p>
-    <w:p>
-      <w:pPr>
         <w:pStyle w:val="p1"/>
       </w:pPr>
       <w:r>
@@ -7637,11 +7046,6 @@
     </w:p>
     <w:p>
       <w:pPr>
-        <w:pStyle w:val="p3"/>
-      </w:pPr>
-    </w:p>
-    <w:p>
-      <w:pPr>
         <w:pStyle w:val="p1"/>
       </w:pPr>
       <w:r>
@@ -7700,6 +7104,7 @@
         <w:pStyle w:val="p1"/>
       </w:pPr>
       <w:r>
+        <w:lastRenderedPageBreak/>
         <w:t>所以这条路对你更像：</w:t>
       </w:r>
     </w:p>
@@ -7729,21 +7134,11 @@
     </w:p>
     <w:p>
       <w:pPr>
-        <w:pStyle w:val="p3"/>
-      </w:pPr>
-    </w:p>
-    <w:p>
-      <w:pPr>
         <w:pStyle w:val="p1"/>
       </w:pPr>
       <w:r>
         <w:t>因此它是否单独进入前三，取决于岗位具体形态。</w:t>
       </w:r>
-    </w:p>
-    <w:p>
-      <w:pPr>
-        <w:pStyle w:val="p3"/>
-      </w:pPr>
     </w:p>
     <w:p>
       <w:pPr>
@@ -7788,8 +7183,8 @@
           <w:rStyle w:val="s1"/>
           <w:noProof/>
         </w:rPr>
-        <w:pict w14:anchorId="3B7D0DCC">
-          <v:rect id="_x0000_i1031" alt="" style="width:415.3pt;height:.05pt;mso-width-percent:0;mso-height-percent:0;mso-width-percent:0;mso-height-percent:0" o:hralign="center" o:hrstd="t" o:hr="t" fillcolor="#a0a0a0" stroked="f"/>
+        <w:pict w14:anchorId="3C9F37FD">
+          <v:rect id="_x0000_i1044" alt="" style="width:415.3pt;height:.05pt;mso-width-percent:0;mso-height-percent:0;mso-width-percent:0;mso-height-percent:0" o:hralign="center" o:hrstd="t" o:hr="t" fillcolor="#a0a0a0" stroked="f"/>
         </w:pict>
       </w:r>
     </w:p>
@@ -7803,21 +7198,11 @@
     </w:p>
     <w:p>
       <w:pPr>
-        <w:pStyle w:val="p3"/>
-      </w:pPr>
-    </w:p>
-    <w:p>
-      <w:pPr>
         <w:pStyle w:val="p1"/>
       </w:pPr>
       <w:r>
         <w:t>现在把所有候选与个人画像直接对照。</w:t>
       </w:r>
-    </w:p>
-    <w:p>
-      <w:pPr>
-        <w:pStyle w:val="p3"/>
-      </w:pPr>
     </w:p>
     <w:p>
       <w:pPr>
@@ -7941,8 +7326,8 @@
           <w:rStyle w:val="s1"/>
           <w:noProof/>
         </w:rPr>
-        <w:pict w14:anchorId="0C64AAD2">
-          <v:rect id="_x0000_i1030" alt="" style="width:415.3pt;height:.05pt;mso-width-percent:0;mso-height-percent:0;mso-width-percent:0;mso-height-percent:0" o:hralign="center" o:hrstd="t" o:hr="t" fillcolor="#a0a0a0" stroked="f"/>
+        <w:pict w14:anchorId="0C427783">
+          <v:rect id="_x0000_i1043" alt="" style="width:415.3pt;height:.05pt;mso-width-percent:0;mso-height-percent:0;mso-width-percent:0;mso-height-percent:0" o:hralign="center" o:hrstd="t" o:hr="t" fillcolor="#a0a0a0" stroked="f"/>
         </w:pict>
       </w:r>
     </w:p>
@@ -7953,11 +7338,6 @@
       <w:r>
         <w:t>候选 1：大药企研发 Scientist</w:t>
       </w:r>
-    </w:p>
-    <w:p>
-      <w:pPr>
-        <w:pStyle w:val="p3"/>
-      </w:pPr>
     </w:p>
     <w:p>
       <w:pPr>
@@ -8041,21 +7421,12 @@
     </w:p>
     <w:p>
       <w:pPr>
-        <w:pStyle w:val="p3"/>
-      </w:pPr>
-    </w:p>
-    <w:p>
-      <w:pPr>
         <w:pStyle w:val="4"/>
       </w:pPr>
       <w:r>
+        <w:lastRenderedPageBreak/>
         <w:t>结论</w:t>
       </w:r>
-    </w:p>
-    <w:p>
-      <w:pPr>
-        <w:pStyle w:val="p3"/>
-      </w:pPr>
     </w:p>
     <w:p>
       <w:pPr>
@@ -8092,8 +7463,8 @@
           <w:rStyle w:val="s1"/>
           <w:noProof/>
         </w:rPr>
-        <w:pict w14:anchorId="606B3583">
-          <v:rect id="_x0000_i1029" alt="" style="width:415.3pt;height:.05pt;mso-width-percent:0;mso-height-percent:0;mso-width-percent:0;mso-height-percent:0" o:hralign="center" o:hrstd="t" o:hr="t" fillcolor="#a0a0a0" stroked="f"/>
+        <w:pict w14:anchorId="443B2D67">
+          <v:rect id="_x0000_i1042" alt="" style="width:415.3pt;height:.05pt;mso-width-percent:0;mso-height-percent:0;mso-width-percent:0;mso-height-percent:0" o:hralign="center" o:hrstd="t" o:hr="t" fillcolor="#a0a0a0" stroked="f"/>
         </w:pict>
       </w:r>
     </w:p>
@@ -8104,11 +7475,6 @@
       <w:r>
         <w:t>候选 2：转化医学 / 临床接口 Scientist</w:t>
       </w:r>
-    </w:p>
-    <w:p>
-      <w:pPr>
-        <w:pStyle w:val="p3"/>
-      </w:pPr>
     </w:p>
     <w:p>
       <w:pPr>
@@ -8180,21 +7546,11 @@
     </w:p>
     <w:p>
       <w:pPr>
-        <w:pStyle w:val="p3"/>
-      </w:pPr>
-    </w:p>
-    <w:p>
-      <w:pPr>
         <w:pStyle w:val="4"/>
       </w:pPr>
       <w:r>
         <w:t>结论</w:t>
       </w:r>
-    </w:p>
-    <w:p>
-      <w:pPr>
-        <w:pStyle w:val="p3"/>
-      </w:pPr>
     </w:p>
     <w:p>
       <w:pPr>
@@ -8226,8 +7582,8 @@
           <w:rStyle w:val="s1"/>
           <w:noProof/>
         </w:rPr>
-        <w:pict w14:anchorId="4A925BA8">
-          <v:rect id="_x0000_i1028" alt="" style="width:415.3pt;height:.05pt;mso-width-percent:0;mso-height-percent:0;mso-width-percent:0;mso-height-percent:0" o:hralign="center" o:hrstd="t" o:hr="t" fillcolor="#a0a0a0" stroked="f"/>
+        <w:pict w14:anchorId="4B4F69A2">
+          <v:rect id="_x0000_i1041" alt="" style="width:415.3pt;height:.05pt;mso-width-percent:0;mso-height-percent:0;mso-width-percent:0;mso-height-percent:0" o:hralign="center" o:hrstd="t" o:hr="t" fillcolor="#a0a0a0" stroked="f"/>
         </w:pict>
       </w:r>
     </w:p>
@@ -8238,11 +7594,6 @@
       <w:r>
         <w:t>候选 3：Biotech 创新药研发 Scientist</w:t>
       </w:r>
-    </w:p>
-    <w:p>
-      <w:pPr>
-        <w:pStyle w:val="p3"/>
-      </w:pPr>
     </w:p>
     <w:p>
       <w:pPr>
@@ -8326,21 +7677,11 @@
     </w:p>
     <w:p>
       <w:pPr>
-        <w:pStyle w:val="p3"/>
-      </w:pPr>
-    </w:p>
-    <w:p>
-      <w:pPr>
         <w:pStyle w:val="4"/>
       </w:pPr>
       <w:r>
         <w:t>结论</w:t>
       </w:r>
-    </w:p>
-    <w:p>
-      <w:pPr>
-        <w:pStyle w:val="p3"/>
-      </w:pPr>
     </w:p>
     <w:p>
       <w:pPr>
@@ -8372,8 +7713,8 @@
           <w:rStyle w:val="s1"/>
           <w:noProof/>
         </w:rPr>
-        <w:pict w14:anchorId="0B7E1AAD">
-          <v:rect id="_x0000_i1027" alt="" style="width:415.3pt;height:.05pt;mso-width-percent:0;mso-height-percent:0;mso-width-percent:0;mso-height-percent:0" o:hralign="center" o:hrstd="t" o:hr="t" fillcolor="#a0a0a0" stroked="f"/>
+        <w:pict w14:anchorId="78F28718">
+          <v:rect id="_x0000_i1040" alt="" style="width:415.3pt;height:.05pt;mso-width-percent:0;mso-height-percent:0;mso-width-percent:0;mso-height-percent:0" o:hralign="center" o:hrstd="t" o:hr="t" fillcolor="#a0a0a0" stroked="f"/>
         </w:pict>
       </w:r>
     </w:p>
@@ -8382,16 +7723,12 @@
         <w:pStyle w:val="2"/>
       </w:pPr>
       <w:r>
+        <w:lastRenderedPageBreak/>
         <w:t>你的前三匹配职业</w:t>
       </w:r>
     </w:p>
     <w:p>
       <w:pPr>
-        <w:pStyle w:val="p3"/>
-      </w:pPr>
-    </w:p>
-    <w:p>
-      <w:pPr>
         <w:pStyle w:val="p1"/>
       </w:pPr>
       <w:r>
@@ -8400,21 +7737,11 @@
     </w:p>
     <w:p>
       <w:pPr>
-        <w:pStyle w:val="p3"/>
-      </w:pPr>
-    </w:p>
-    <w:p>
-      <w:pPr>
         <w:pStyle w:val="3"/>
       </w:pPr>
       <w:r>
         <w:t>1. 大药企研发 Scientist</w:t>
       </w:r>
-    </w:p>
-    <w:p>
-      <w:pPr>
-        <w:pStyle w:val="p3"/>
-      </w:pPr>
     </w:p>
     <w:p>
       <w:pPr>
@@ -8450,21 +7777,11 @@
     </w:p>
     <w:p>
       <w:pPr>
-        <w:pStyle w:val="p3"/>
-      </w:pPr>
-    </w:p>
-    <w:p>
-      <w:pPr>
         <w:pStyle w:val="3"/>
       </w:pPr>
       <w:r>
         <w:t>2. 转化医学 / 临床接口 Scientist</w:t>
       </w:r>
-    </w:p>
-    <w:p>
-      <w:pPr>
-        <w:pStyle w:val="p3"/>
-      </w:pPr>
     </w:p>
     <w:p>
       <w:pPr>
@@ -8500,21 +7817,11 @@
     </w:p>
     <w:p>
       <w:pPr>
-        <w:pStyle w:val="p3"/>
-      </w:pPr>
-    </w:p>
-    <w:p>
-      <w:pPr>
         <w:pStyle w:val="3"/>
       </w:pPr>
       <w:r>
         <w:t>3. Biotech 创新药研发 Scientist</w:t>
       </w:r>
-    </w:p>
-    <w:p>
-      <w:pPr>
-        <w:pStyle w:val="p3"/>
-      </w:pPr>
     </w:p>
     <w:p>
       <w:pPr>
@@ -8559,8 +7866,8 @@
           <w:rStyle w:val="s1"/>
           <w:noProof/>
         </w:rPr>
-        <w:pict w14:anchorId="4923E0FD">
-          <v:rect id="_x0000_i1026" alt="" style="width:415.3pt;height:.05pt;mso-width-percent:0;mso-height-percent:0;mso-width-percent:0;mso-height-percent:0" o:hralign="center" o:hrstd="t" o:hr="t" fillcolor="#a0a0a0" stroked="f"/>
+        <w:pict w14:anchorId="0C0F2ED9">
+          <v:rect id="_x0000_i1039" alt="" style="width:415.3pt;height:.05pt;mso-width-percent:0;mso-height-percent:0;mso-width-percent:0;mso-height-percent:0" o:hralign="center" o:hrstd="t" o:hr="t" fillcolor="#a0a0a0" stroked="f"/>
         </w:pict>
       </w:r>
     </w:p>
@@ -8574,11 +7881,6 @@
     </w:p>
     <w:p>
       <w:pPr>
-        <w:pStyle w:val="p3"/>
-      </w:pPr>
-    </w:p>
-    <w:p>
-      <w:pPr>
         <w:pStyle w:val="p1"/>
       </w:pPr>
       <w:r>
@@ -8587,11 +7889,6 @@
     </w:p>
     <w:p>
       <w:pPr>
-        <w:pStyle w:val="p3"/>
-      </w:pPr>
-    </w:p>
-    <w:p>
-      <w:pPr>
         <w:pStyle w:val="3"/>
       </w:pPr>
       <w:r>
@@ -8600,11 +7897,6 @@
     </w:p>
     <w:p>
       <w:pPr>
-        <w:pStyle w:val="p3"/>
-      </w:pPr>
-    </w:p>
-    <w:p>
-      <w:pPr>
         <w:pStyle w:val="p1"/>
       </w:pPr>
       <w:r>
@@ -8660,11 +7952,6 @@
     </w:p>
     <w:p>
       <w:pPr>
-        <w:pStyle w:val="p2"/>
-      </w:pPr>
-    </w:p>
-    <w:p>
-      <w:pPr>
         <w:pStyle w:val="p1"/>
       </w:pPr>
       <w:r>
@@ -8679,6 +7966,7 @@
         <w:rPr>
           <w:rStyle w:val="HTML1"/>
         </w:rPr>
+        <w:lastRenderedPageBreak/>
         <w:t>职业增强方向</w:t>
       </w:r>
     </w:p>
@@ -8701,8 +7989,8 @@
           <w:rStyle w:val="s1"/>
           <w:noProof/>
         </w:rPr>
-        <w:pict w14:anchorId="74F8B9F7">
-          <v:rect id="_x0000_i1025" alt="" style="width:415.3pt;height:.05pt;mso-width-percent:0;mso-height-percent:0;mso-width-percent:0;mso-height-percent:0" o:hralign="center" o:hrstd="t" o:hr="t" fillcolor="#a0a0a0" stroked="f"/>
+        <w:pict w14:anchorId="353CC425">
+          <v:rect id="_x0000_i1038" alt="" style="width:415.3pt;height:.05pt;mso-width-percent:0;mso-height-percent:0;mso-width-percent:0;mso-height-percent:0" o:hralign="center" o:hrstd="t" o:hr="t" fillcolor="#a0a0a0" stroked="f"/>
         </w:pict>
       </w:r>
     </w:p>
@@ -8713,11 +8001,6 @@
       <w:r>
         <w:t>最后，把整条判断链压缩成一句话</w:t>
       </w:r>
-    </w:p>
-    <w:p>
-      <w:pPr>
-        <w:pStyle w:val="p3"/>
-      </w:pPr>
     </w:p>
     <w:p>
       <w:pPr>
@@ -8929,11 +8212,6 @@
     </w:p>
     <w:p>
       <w:pPr>
-        <w:pStyle w:val="p3"/>
-      </w:pPr>
-    </w:p>
-    <w:p>
-      <w:pPr>
         <w:pStyle w:val="p1"/>
       </w:pPr>
       <w:r>
@@ -8970,213 +8248,2780 @@
     </w:p>
     <w:p>
       <w:pPr>
+        <w:pStyle w:val="1"/>
+      </w:pPr>
+      <w:r>
+        <w:rPr>
+          <w:rFonts w:hint="eastAsia"/>
+        </w:rPr>
+        <w:t>具体单位问题</w:t>
+      </w:r>
+    </w:p>
+    <w:p>
+      <w:pPr>
         <w:pStyle w:val="2"/>
+      </w:pPr>
+      <w:r>
+        <w:rPr>
+          <w:rFonts w:hint="eastAsia"/>
+        </w:rPr>
+        <w:t>大企业/小企业？</w:t>
+      </w:r>
+    </w:p>
+    <w:p>
+      <w:r>
+        <w:rPr>
+          <w:rFonts w:hint="eastAsia"/>
+        </w:rPr>
+        <w:t>决定是否适合的不是名气，而是</w:t>
+      </w:r>
+    </w:p>
+    <w:p>
+      <w:pPr>
+        <w:pStyle w:val="p1"/>
+      </w:pPr>
+      <w:r>
+        <w:t>这个团队是否在做真正重要的问题</w:t>
+      </w:r>
+    </w:p>
+    <w:p>
+      <w:pPr>
+        <w:pStyle w:val="p1"/>
+      </w:pPr>
+      <w:r>
+        <w:t>这个团队是否在成长</w:t>
+      </w:r>
+    </w:p>
+    <w:p>
+      <w:pPr>
+        <w:pStyle w:val="p1"/>
+      </w:pPr>
+      <w:r>
+        <w:t>这个团队是否能培养 scientist</w:t>
+      </w:r>
+    </w:p>
+    <w:p>
+      <w:r>
+        <w:rPr>
+          <w:rFonts w:hint="eastAsia"/>
+        </w:rPr>
+        <w:t>也就是说，leader是第一位考虑的因素</w:t>
+      </w:r>
+    </w:p>
+    <w:p>
+      <w:pPr>
+        <w:pStyle w:val="2"/>
+      </w:pPr>
+      <w:r>
+        <w:rPr>
+          <w:rFonts w:hint="eastAsia"/>
+        </w:rPr>
+        <w:t>工作地点是否需要考虑国外？</w:t>
+      </w:r>
+    </w:p>
+    <w:p>
+      <w:r>
+        <w:rPr>
+          <w:rFonts w:hint="eastAsia"/>
+        </w:rPr>
+        <w:t>非第一选择，海外确实有较强基础研究与生物医药环境，但是</w:t>
+      </w:r>
+      <w:commentRangeStart w:id="0"/>
+      <w:r>
+        <w:rPr>
+          <w:rFonts w:hint="eastAsia"/>
+        </w:rPr>
+        <w:t>中国相关产业全球第二</w:t>
+      </w:r>
+      <w:commentRangeEnd w:id="0"/>
+      <w:r>
+        <w:rPr>
+          <w:rStyle w:val="ae"/>
+        </w:rPr>
+        <w:commentReference w:id="0"/>
+      </w:r>
+      <w:r>
+        <w:rPr>
+          <w:rFonts w:hint="eastAsia"/>
+        </w:rPr>
+        <w:t>。并且目前国际形势不稳定，并且海外有更强壁垒，晋升速度较慢，时间成本大。综合考虑非第一选择。</w:t>
+      </w:r>
+    </w:p>
+    <w:p>
+      <w:pPr>
+        <w:pStyle w:val="2"/>
+      </w:pPr>
+      <w:r>
+        <w:rPr>
+          <w:rFonts w:hint="eastAsia"/>
+        </w:rPr>
+        <w:t>国企还是外企国内分部？</w:t>
+      </w:r>
+    </w:p>
+    <w:p>
+      <w:r>
+        <w:rPr>
+          <w:rFonts w:hint="eastAsia"/>
+        </w:rPr>
+        <w:t>外企体系成熟资源丰富，但是区域节点通常不负责核心项目，而外企则需要更多时间成本，属于高阻力路径，所以目前还是国内国企是最佳选择</w:t>
+      </w:r>
+    </w:p>
+    <w:p>
+      <w:pPr>
+        <w:pStyle w:val="p1"/>
+      </w:pPr>
+      <w:r>
+        <w:rPr>
+          <w:rFonts w:hint="eastAsia"/>
+        </w:rPr>
+        <w:t>第一优先：</w:t>
+      </w:r>
+    </w:p>
+    <w:p>
+      <w:pPr>
+        <w:pStyle w:val="p1"/>
+      </w:pPr>
+      <w:r>
+        <w:t>外企 pharma</w:t>
+      </w:r>
+      <w:r>
+        <w:rPr>
+          <w:rFonts w:hint="eastAsia"/>
+        </w:rPr>
+        <w:t>、</w:t>
+      </w:r>
+      <w:r>
+        <w:t>头部 biotech</w:t>
+      </w:r>
+    </w:p>
+    <w:p>
+      <w:r>
+        <w:rPr>
+          <w:rFonts w:hint="eastAsia"/>
+        </w:rPr>
+        <w:lastRenderedPageBreak/>
+        <w:t>第二优先：</w:t>
+      </w:r>
+    </w:p>
+    <w:p>
+      <w:r>
+        <w:rPr>
+          <w:rFonts w:hint="eastAsia"/>
+        </w:rPr>
+        <w:t>高质量博后</w:t>
+      </w:r>
+    </w:p>
+    <w:p>
+      <w:r>
+        <w:rPr>
+          <w:rFonts w:hint="eastAsia"/>
+        </w:rPr>
+        <w:t>第三优先：</w:t>
+      </w:r>
+    </w:p>
+    <w:p>
+      <w:r>
+        <w:rPr>
+          <w:rFonts w:hint="eastAsia"/>
+        </w:rPr>
+        <w:t>海外scientist</w:t>
+      </w:r>
+    </w:p>
+    <w:p>
+      <w:pPr>
+        <w:pStyle w:val="2"/>
+        <w:rPr>
+          <w:rStyle w:val="s2"/>
+        </w:rPr>
+      </w:pPr>
+      <w:r>
+        <w:rPr>
+          <w:rFonts w:hint="eastAsia"/>
+        </w:rPr>
+        <w:t>公司风险评估</w:t>
+      </w:r>
+      <w:r>
+        <w:rPr>
+          <w:rStyle w:val="s2"/>
+          <w:noProof/>
+        </w:rPr>
+        <w:pict w14:anchorId="1DE8BA2D">
+          <v:rect id="_x0000_i1037" alt="" style="width:415.3pt;height:.05pt;mso-width-percent:0;mso-height-percent:0;mso-width-percent:0;mso-height-percent:0" o:hralign="center" o:hrstd="t" o:hr="t" fillcolor="#a0a0a0" stroked="f"/>
+        </w:pict>
+      </w:r>
+    </w:p>
+    <w:p>
+      <w:pPr>
+        <w:pStyle w:val="3"/>
+      </w:pPr>
+      <w:r>
+        <w:t>一、Biotech 公司风险快速判断表（5个指标）</w:t>
+      </w:r>
+    </w:p>
+    <w:tbl>
+      <w:tblPr>
+        <w:tblW w:w="0" w:type="auto"/>
+        <w:tblCellSpacing w:w="15" w:type="dxa"/>
+        <w:tblCellMar>
+          <w:top w:w="15" w:type="dxa"/>
+          <w:left w:w="15" w:type="dxa"/>
+          <w:bottom w:w="15" w:type="dxa"/>
+          <w:right w:w="15" w:type="dxa"/>
+        </w:tblCellMar>
+        <w:tblLook w:val="04A0" w:firstRow="1" w:lastRow="0" w:firstColumn="1" w:lastColumn="0" w:noHBand="0" w:noVBand="1"/>
+      </w:tblPr>
+      <w:tblGrid>
+        <w:gridCol w:w="1741"/>
+        <w:gridCol w:w="1929"/>
+        <w:gridCol w:w="2332"/>
+        <w:gridCol w:w="2304"/>
+      </w:tblGrid>
+      <w:tr>
+        <w:trPr>
+          <w:tblHeader/>
+          <w:tblCellSpacing w:w="15" w:type="dxa"/>
+        </w:trPr>
+        <w:tc>
+          <w:tcPr>
+            <w:tcW w:w="0" w:type="auto"/>
+            <w:vAlign w:val="center"/>
+            <w:hideMark/>
+          </w:tcPr>
+          <w:p>
+            <w:pPr>
+              <w:pStyle w:val="p1"/>
+              <w:jc w:val="center"/>
+              <w:rPr>
+                <w:b/>
+                <w:bCs/>
+              </w:rPr>
+            </w:pPr>
+            <w:r>
+              <w:rPr>
+                <w:b/>
+                <w:bCs/>
+              </w:rPr>
+              <w:t>指标</w:t>
+            </w:r>
+          </w:p>
+        </w:tc>
+        <w:tc>
+          <w:tcPr>
+            <w:tcW w:w="0" w:type="auto"/>
+            <w:vAlign w:val="center"/>
+            <w:hideMark/>
+          </w:tcPr>
+          <w:p>
+            <w:pPr>
+              <w:pStyle w:val="p1"/>
+              <w:jc w:val="center"/>
+              <w:rPr>
+                <w:b/>
+                <w:bCs/>
+              </w:rPr>
+            </w:pPr>
+            <w:r>
+              <w:rPr>
+                <w:b/>
+                <w:bCs/>
+              </w:rPr>
+              <w:t>怎么看</w:t>
+            </w:r>
+          </w:p>
+        </w:tc>
+        <w:tc>
+          <w:tcPr>
+            <w:tcW w:w="0" w:type="auto"/>
+            <w:vAlign w:val="center"/>
+            <w:hideMark/>
+          </w:tcPr>
+          <w:p>
+            <w:pPr>
+              <w:pStyle w:val="p1"/>
+              <w:jc w:val="center"/>
+              <w:rPr>
+                <w:b/>
+                <w:bCs/>
+              </w:rPr>
+            </w:pPr>
+            <w:r>
+              <w:rPr>
+                <w:b/>
+                <w:bCs/>
+              </w:rPr>
+              <w:t>低风险信号</w:t>
+            </w:r>
+          </w:p>
+        </w:tc>
+        <w:tc>
+          <w:tcPr>
+            <w:tcW w:w="0" w:type="auto"/>
+            <w:vAlign w:val="center"/>
+            <w:hideMark/>
+          </w:tcPr>
+          <w:p>
+            <w:pPr>
+              <w:pStyle w:val="p1"/>
+              <w:jc w:val="center"/>
+              <w:rPr>
+                <w:b/>
+                <w:bCs/>
+              </w:rPr>
+            </w:pPr>
+            <w:r>
+              <w:rPr>
+                <w:b/>
+                <w:bCs/>
+              </w:rPr>
+              <w:t>高风险信号</w:t>
+            </w:r>
+          </w:p>
+        </w:tc>
+      </w:tr>
+      <w:tr>
+        <w:trPr>
+          <w:tblCellSpacing w:w="15" w:type="dxa"/>
+        </w:trPr>
+        <w:tc>
+          <w:tcPr>
+            <w:tcW w:w="0" w:type="auto"/>
+            <w:vAlign w:val="center"/>
+            <w:hideMark/>
+          </w:tcPr>
+          <w:p>
+            <w:pPr>
+              <w:pStyle w:val="p1"/>
+            </w:pPr>
+            <w:r>
+              <w:t>1 Pipeline 深度</w:t>
+            </w:r>
+          </w:p>
+        </w:tc>
+        <w:tc>
+          <w:tcPr>
+            <w:tcW w:w="0" w:type="auto"/>
+            <w:vAlign w:val="center"/>
+            <w:hideMark/>
+          </w:tcPr>
+          <w:p>
+            <w:pPr>
+              <w:pStyle w:val="p1"/>
+            </w:pPr>
+            <w:r>
+              <w:t>官网 pipeline</w:t>
+            </w:r>
+          </w:p>
+        </w:tc>
+        <w:tc>
+          <w:tcPr>
+            <w:tcW w:w="0" w:type="auto"/>
+            <w:vAlign w:val="center"/>
+            <w:hideMark/>
+          </w:tcPr>
+          <w:p>
+            <w:pPr>
+              <w:pStyle w:val="p1"/>
+            </w:pPr>
+            <w:r>
+              <w:t>≥5条管线</w:t>
+            </w:r>
+          </w:p>
+        </w:tc>
+        <w:tc>
+          <w:tcPr>
+            <w:tcW w:w="0" w:type="auto"/>
+            <w:vAlign w:val="center"/>
+            <w:hideMark/>
+          </w:tcPr>
+          <w:p>
+            <w:pPr>
+              <w:pStyle w:val="p1"/>
+            </w:pPr>
+            <w:r>
+              <w:t>≤2条管线</w:t>
+            </w:r>
+          </w:p>
+        </w:tc>
+      </w:tr>
+      <w:tr>
+        <w:trPr>
+          <w:tblCellSpacing w:w="15" w:type="dxa"/>
+        </w:trPr>
+        <w:tc>
+          <w:tcPr>
+            <w:tcW w:w="0" w:type="auto"/>
+            <w:vAlign w:val="center"/>
+            <w:hideMark/>
+          </w:tcPr>
+          <w:p>
+            <w:pPr>
+              <w:pStyle w:val="p1"/>
+            </w:pPr>
+            <w:r>
+              <w:t>2 临床阶段</w:t>
+            </w:r>
+          </w:p>
+        </w:tc>
+        <w:tc>
+          <w:tcPr>
+            <w:tcW w:w="0" w:type="auto"/>
+            <w:vAlign w:val="center"/>
+            <w:hideMark/>
+          </w:tcPr>
+          <w:p>
+            <w:pPr>
+              <w:pStyle w:val="p1"/>
+            </w:pPr>
+            <w:r>
+              <w:t>是否有 late stage</w:t>
+            </w:r>
+          </w:p>
+        </w:tc>
+        <w:tc>
+          <w:tcPr>
+            <w:tcW w:w="0" w:type="auto"/>
+            <w:vAlign w:val="center"/>
+            <w:hideMark/>
+          </w:tcPr>
+          <w:p>
+            <w:pPr>
+              <w:pStyle w:val="p1"/>
+            </w:pPr>
+            <w:r>
+              <w:t>有 Phase II/III</w:t>
+            </w:r>
+          </w:p>
+        </w:tc>
+        <w:tc>
+          <w:tcPr>
+            <w:tcW w:w="0" w:type="auto"/>
+            <w:vAlign w:val="center"/>
+            <w:hideMark/>
+          </w:tcPr>
+          <w:p>
+            <w:pPr>
+              <w:pStyle w:val="p1"/>
+            </w:pPr>
+            <w:r>
+              <w:t>全部 preclinical</w:t>
+            </w:r>
+          </w:p>
+        </w:tc>
+      </w:tr>
+      <w:tr>
+        <w:trPr>
+          <w:tblCellSpacing w:w="15" w:type="dxa"/>
+        </w:trPr>
+        <w:tc>
+          <w:tcPr>
+            <w:tcW w:w="0" w:type="auto"/>
+            <w:vAlign w:val="center"/>
+            <w:hideMark/>
+          </w:tcPr>
+          <w:p>
+            <w:pPr>
+              <w:pStyle w:val="p1"/>
+            </w:pPr>
+            <w:r>
+              <w:t>3 现金储备</w:t>
+            </w:r>
+          </w:p>
+        </w:tc>
+        <w:tc>
+          <w:tcPr>
+            <w:tcW w:w="0" w:type="auto"/>
+            <w:vAlign w:val="center"/>
+            <w:hideMark/>
+          </w:tcPr>
+          <w:p>
+            <w:pPr>
+              <w:pStyle w:val="p1"/>
+            </w:pPr>
+            <w:r>
+              <w:t>财报 / 融资</w:t>
+            </w:r>
+          </w:p>
+        </w:tc>
+        <w:tc>
+          <w:tcPr>
+            <w:tcW w:w="0" w:type="auto"/>
+            <w:vAlign w:val="center"/>
+            <w:hideMark/>
+          </w:tcPr>
+          <w:p>
+            <w:pPr>
+              <w:pStyle w:val="p1"/>
+            </w:pPr>
+            <w:r>
+              <w:t>cash runway ≥2年</w:t>
+            </w:r>
+          </w:p>
+        </w:tc>
+        <w:tc>
+          <w:tcPr>
+            <w:tcW w:w="0" w:type="auto"/>
+            <w:vAlign w:val="center"/>
+            <w:hideMark/>
+          </w:tcPr>
+          <w:p>
+            <w:pPr>
+              <w:pStyle w:val="p1"/>
+            </w:pPr>
+            <w:r>
+              <w:t>≤1年</w:t>
+            </w:r>
+          </w:p>
+        </w:tc>
+      </w:tr>
+      <w:tr>
+        <w:trPr>
+          <w:tblCellSpacing w:w="15" w:type="dxa"/>
+        </w:trPr>
+        <w:tc>
+          <w:tcPr>
+            <w:tcW w:w="0" w:type="auto"/>
+            <w:vAlign w:val="center"/>
+            <w:hideMark/>
+          </w:tcPr>
+          <w:p>
+            <w:pPr>
+              <w:pStyle w:val="p1"/>
+            </w:pPr>
+            <w:r>
+              <w:t>4 合作伙伴</w:t>
+            </w:r>
+          </w:p>
+        </w:tc>
+        <w:tc>
+          <w:tcPr>
+            <w:tcW w:w="0" w:type="auto"/>
+            <w:vAlign w:val="center"/>
+            <w:hideMark/>
+          </w:tcPr>
+          <w:p>
+            <w:pPr>
+              <w:pStyle w:val="p1"/>
+            </w:pPr>
+            <w:r>
+              <w:t>BD合作</w:t>
+            </w:r>
+          </w:p>
+        </w:tc>
+        <w:tc>
+          <w:tcPr>
+            <w:tcW w:w="0" w:type="auto"/>
+            <w:vAlign w:val="center"/>
+            <w:hideMark/>
+          </w:tcPr>
+          <w:p>
+            <w:pPr>
+              <w:pStyle w:val="p1"/>
+            </w:pPr>
+            <w:r>
+              <w:t>Big pharma 合作</w:t>
+            </w:r>
+          </w:p>
+        </w:tc>
+        <w:tc>
+          <w:tcPr>
+            <w:tcW w:w="0" w:type="auto"/>
+            <w:vAlign w:val="center"/>
+            <w:hideMark/>
+          </w:tcPr>
+          <w:p>
+            <w:pPr>
+              <w:pStyle w:val="p1"/>
+            </w:pPr>
+            <w:r>
+              <w:t>没有合作</w:t>
+            </w:r>
+          </w:p>
+        </w:tc>
+      </w:tr>
+      <w:tr>
+        <w:trPr>
+          <w:tblCellSpacing w:w="15" w:type="dxa"/>
+        </w:trPr>
+        <w:tc>
+          <w:tcPr>
+            <w:tcW w:w="0" w:type="auto"/>
+            <w:vAlign w:val="center"/>
+            <w:hideMark/>
+          </w:tcPr>
+          <w:p>
+            <w:pPr>
+              <w:pStyle w:val="p1"/>
+            </w:pPr>
+            <w:r>
+              <w:t>5 最近新闻</w:t>
+            </w:r>
+          </w:p>
+        </w:tc>
+        <w:tc>
+          <w:tcPr>
+            <w:tcW w:w="0" w:type="auto"/>
+            <w:vAlign w:val="center"/>
+            <w:hideMark/>
+          </w:tcPr>
+          <w:p>
+            <w:pPr>
+              <w:pStyle w:val="p1"/>
+            </w:pPr>
+            <w:r>
+              <w:t>Google新闻</w:t>
+            </w:r>
+          </w:p>
+        </w:tc>
+        <w:tc>
+          <w:tcPr>
+            <w:tcW w:w="0" w:type="auto"/>
+            <w:vAlign w:val="center"/>
+            <w:hideMark/>
+          </w:tcPr>
+          <w:p>
+            <w:pPr>
+              <w:pStyle w:val="p1"/>
+            </w:pPr>
+            <w:r>
+              <w:t>融资 / positive trial</w:t>
+            </w:r>
+          </w:p>
+        </w:tc>
+        <w:tc>
+          <w:tcPr>
+            <w:tcW w:w="0" w:type="auto"/>
+            <w:vAlign w:val="center"/>
+            <w:hideMark/>
+          </w:tcPr>
+          <w:p>
+            <w:pPr>
+              <w:pStyle w:val="p1"/>
+            </w:pPr>
+            <w:r>
+              <w:t>裁员 / trial failure</w:t>
+            </w:r>
+          </w:p>
+        </w:tc>
+      </w:tr>
+    </w:tbl>
+    <w:p>
+      <w:pPr>
+        <w:rPr>
+          <w:rStyle w:val="s1"/>
+        </w:rPr>
+      </w:pPr>
+      <w:r>
+        <w:rPr>
+          <w:rStyle w:val="s1"/>
+          <w:noProof/>
+        </w:rPr>
+        <w:pict w14:anchorId="37287D2C">
+          <v:rect id="_x0000_i1036" alt="" style="width:415.3pt;height:.05pt;mso-width-percent:0;mso-height-percent:0;mso-width-percent:0;mso-height-percent:0" o:hralign="center" o:hrstd="t" o:hr="t" fillcolor="#a0a0a0" stroked="f"/>
+        </w:pict>
+      </w:r>
+    </w:p>
+    <w:p>
+      <w:pPr>
+        <w:pStyle w:val="3"/>
+      </w:pPr>
+      <w:r>
+        <w:t>二、每个指标怎么快速查（真实操作）</w:t>
+      </w:r>
+    </w:p>
+    <w:p>
+      <w:pPr>
+        <w:pStyle w:val="5"/>
+        <w:rPr>
+          <w:rFonts w:hint="eastAsia"/>
+        </w:rPr>
+      </w:pPr>
+      <w:r>
+        <w:t>1 Pipeline 深度</w:t>
+      </w:r>
+    </w:p>
+    <w:p>
+      <w:pPr>
+        <w:pStyle w:val="p3"/>
+      </w:pPr>
+      <w:r>
+        <w:t>查：</w:t>
+      </w:r>
+    </w:p>
+    <w:p>
+      <w:pPr>
+        <w:pStyle w:val="HTML"/>
+      </w:pPr>
+      <w:r>
+        <w:rPr>
+          <w:rStyle w:val="HTML1"/>
+        </w:rPr>
+        <w:t>公司官网 → pipeline</w:t>
+      </w:r>
+    </w:p>
+    <w:p>
+      <w:pPr>
+        <w:pStyle w:val="p1"/>
+      </w:pPr>
+      <w:r>
+        <w:t>判断：</w:t>
+      </w:r>
+    </w:p>
+    <w:tbl>
+      <w:tblPr>
+        <w:tblW w:w="0" w:type="auto"/>
+        <w:tblCellSpacing w:w="15" w:type="dxa"/>
+        <w:tblCellMar>
+          <w:top w:w="15" w:type="dxa"/>
+          <w:left w:w="15" w:type="dxa"/>
+          <w:bottom w:w="15" w:type="dxa"/>
+          <w:right w:w="15" w:type="dxa"/>
+        </w:tblCellMar>
+        <w:tblLook w:val="04A0" w:firstRow="1" w:lastRow="0" w:firstColumn="1" w:lastColumn="0" w:noHBand="0" w:noVBand="1"/>
+      </w:tblPr>
+      <w:tblGrid>
+        <w:gridCol w:w="1095"/>
+        <w:gridCol w:w="565"/>
+      </w:tblGrid>
+      <w:tr>
+        <w:trPr>
+          <w:tblHeader/>
+          <w:tblCellSpacing w:w="15" w:type="dxa"/>
+        </w:trPr>
+        <w:tc>
+          <w:tcPr>
+            <w:tcW w:w="0" w:type="auto"/>
+            <w:vAlign w:val="center"/>
+            <w:hideMark/>
+          </w:tcPr>
+          <w:p>
+            <w:pPr>
+              <w:pStyle w:val="p1"/>
+              <w:jc w:val="center"/>
+              <w:rPr>
+                <w:b/>
+                <w:bCs/>
+              </w:rPr>
+            </w:pPr>
+            <w:r>
+              <w:rPr>
+                <w:b/>
+                <w:bCs/>
+              </w:rPr>
+              <w:t>情况</w:t>
+            </w:r>
+          </w:p>
+        </w:tc>
+        <w:tc>
+          <w:tcPr>
+            <w:tcW w:w="0" w:type="auto"/>
+            <w:vAlign w:val="center"/>
+            <w:hideMark/>
+          </w:tcPr>
+          <w:p>
+            <w:pPr>
+              <w:pStyle w:val="p1"/>
+              <w:jc w:val="center"/>
+              <w:rPr>
+                <w:b/>
+                <w:bCs/>
+              </w:rPr>
+            </w:pPr>
+            <w:r>
+              <w:rPr>
+                <w:b/>
+                <w:bCs/>
+              </w:rPr>
+              <w:t>风险</w:t>
+            </w:r>
+          </w:p>
+        </w:tc>
+      </w:tr>
+      <w:tr>
+        <w:trPr>
+          <w:tblCellSpacing w:w="15" w:type="dxa"/>
+        </w:trPr>
+        <w:tc>
+          <w:tcPr>
+            <w:tcW w:w="0" w:type="auto"/>
+            <w:vAlign w:val="center"/>
+            <w:hideMark/>
+          </w:tcPr>
+          <w:p>
+            <w:pPr>
+              <w:pStyle w:val="p1"/>
+            </w:pPr>
+            <w:r>
+              <w:t>≥5项目</w:t>
+            </w:r>
+          </w:p>
+        </w:tc>
+        <w:tc>
+          <w:tcPr>
+            <w:tcW w:w="0" w:type="auto"/>
+            <w:vAlign w:val="center"/>
+            <w:hideMark/>
+          </w:tcPr>
+          <w:p>
+            <w:pPr>
+              <w:pStyle w:val="p1"/>
+            </w:pPr>
+            <w:r>
+              <w:t>低</w:t>
+            </w:r>
+          </w:p>
+        </w:tc>
+      </w:tr>
+      <w:tr>
+        <w:trPr>
+          <w:tblCellSpacing w:w="15" w:type="dxa"/>
+        </w:trPr>
+        <w:tc>
+          <w:tcPr>
+            <w:tcW w:w="0" w:type="auto"/>
+            <w:vAlign w:val="center"/>
+            <w:hideMark/>
+          </w:tcPr>
+          <w:p>
+            <w:pPr>
+              <w:pStyle w:val="p1"/>
+            </w:pPr>
+            <w:r>
+              <w:t>3–4项目</w:t>
+            </w:r>
+          </w:p>
+        </w:tc>
+        <w:tc>
+          <w:tcPr>
+            <w:tcW w:w="0" w:type="auto"/>
+            <w:vAlign w:val="center"/>
+            <w:hideMark/>
+          </w:tcPr>
+          <w:p>
+            <w:pPr>
+              <w:pStyle w:val="p1"/>
+            </w:pPr>
+            <w:r>
+              <w:t>中</w:t>
+            </w:r>
+          </w:p>
+        </w:tc>
+      </w:tr>
+      <w:tr>
+        <w:trPr>
+          <w:tblCellSpacing w:w="15" w:type="dxa"/>
+        </w:trPr>
+        <w:tc>
+          <w:tcPr>
+            <w:tcW w:w="0" w:type="auto"/>
+            <w:vAlign w:val="center"/>
+            <w:hideMark/>
+          </w:tcPr>
+          <w:p>
+            <w:pPr>
+              <w:pStyle w:val="p1"/>
+            </w:pPr>
+            <w:r>
+              <w:t>≤2项目</w:t>
+            </w:r>
+          </w:p>
+        </w:tc>
+        <w:tc>
+          <w:tcPr>
+            <w:tcW w:w="0" w:type="auto"/>
+            <w:vAlign w:val="center"/>
+            <w:hideMark/>
+          </w:tcPr>
+          <w:p>
+            <w:pPr>
+              <w:pStyle w:val="p1"/>
+            </w:pPr>
+            <w:r>
+              <w:t>高</w:t>
+            </w:r>
+          </w:p>
+        </w:tc>
+      </w:tr>
+    </w:tbl>
+    <w:p>
+      <w:pPr>
+        <w:rPr>
+          <w:rStyle w:val="s1"/>
+        </w:rPr>
+      </w:pPr>
+      <w:r>
+        <w:rPr>
+          <w:rStyle w:val="s1"/>
+          <w:noProof/>
+        </w:rPr>
+        <w:pict w14:anchorId="7F2FA46A">
+          <v:rect id="_x0000_i1035" alt="" style="width:415.3pt;height:.05pt;mso-width-percent:0;mso-height-percent:0;mso-width-percent:0;mso-height-percent:0" o:hralign="center" o:hrstd="t" o:hr="t" fillcolor="#a0a0a0" stroked="f"/>
+        </w:pict>
+      </w:r>
+    </w:p>
+    <w:p>
+      <w:pPr>
+        <w:pStyle w:val="5"/>
+      </w:pPr>
+      <w:r>
+        <w:t>2 临床阶段</w:t>
+      </w:r>
+    </w:p>
+    <w:p>
+      <w:pPr>
+        <w:pStyle w:val="p3"/>
+      </w:pPr>
+      <w:r>
+        <w:t>最关键指标之一。</w:t>
+      </w:r>
+    </w:p>
+    <w:tbl>
+      <w:tblPr>
+        <w:tblW w:w="0" w:type="auto"/>
+        <w:tblCellSpacing w:w="15" w:type="dxa"/>
+        <w:tblCellMar>
+          <w:top w:w="15" w:type="dxa"/>
+          <w:left w:w="15" w:type="dxa"/>
+          <w:bottom w:w="15" w:type="dxa"/>
+          <w:right w:w="15" w:type="dxa"/>
+        </w:tblCellMar>
+        <w:tblLook w:val="04A0" w:firstRow="1" w:lastRow="0" w:firstColumn="1" w:lastColumn="0" w:noHBand="0" w:noVBand="1"/>
+      </w:tblPr>
+      <w:tblGrid>
+        <w:gridCol w:w="1995"/>
+        <w:gridCol w:w="795"/>
+      </w:tblGrid>
+      <w:tr>
+        <w:trPr>
+          <w:tblHeader/>
+          <w:tblCellSpacing w:w="15" w:type="dxa"/>
+        </w:trPr>
+        <w:tc>
+          <w:tcPr>
+            <w:tcW w:w="0" w:type="auto"/>
+            <w:vAlign w:val="center"/>
+            <w:hideMark/>
+          </w:tcPr>
+          <w:p>
+            <w:pPr>
+              <w:pStyle w:val="p1"/>
+              <w:jc w:val="center"/>
+              <w:rPr>
+                <w:b/>
+                <w:bCs/>
+              </w:rPr>
+            </w:pPr>
+            <w:r>
+              <w:rPr>
+                <w:b/>
+                <w:bCs/>
+              </w:rPr>
+              <w:lastRenderedPageBreak/>
+              <w:t>情况</w:t>
+            </w:r>
+          </w:p>
+        </w:tc>
+        <w:tc>
+          <w:tcPr>
+            <w:tcW w:w="0" w:type="auto"/>
+            <w:vAlign w:val="center"/>
+            <w:hideMark/>
+          </w:tcPr>
+          <w:p>
+            <w:pPr>
+              <w:pStyle w:val="p1"/>
+              <w:jc w:val="center"/>
+              <w:rPr>
+                <w:b/>
+                <w:bCs/>
+              </w:rPr>
+            </w:pPr>
+            <w:r>
+              <w:rPr>
+                <w:b/>
+                <w:bCs/>
+              </w:rPr>
+              <w:t>风险</w:t>
+            </w:r>
+          </w:p>
+        </w:tc>
+      </w:tr>
+      <w:tr>
+        <w:trPr>
+          <w:tblCellSpacing w:w="15" w:type="dxa"/>
+        </w:trPr>
+        <w:tc>
+          <w:tcPr>
+            <w:tcW w:w="0" w:type="auto"/>
+            <w:vAlign w:val="center"/>
+            <w:hideMark/>
+          </w:tcPr>
+          <w:p>
+            <w:pPr>
+              <w:pStyle w:val="p1"/>
+            </w:pPr>
+            <w:r>
+              <w:t>有 Phase III</w:t>
+            </w:r>
+          </w:p>
+        </w:tc>
+        <w:tc>
+          <w:tcPr>
+            <w:tcW w:w="0" w:type="auto"/>
+            <w:vAlign w:val="center"/>
+            <w:hideMark/>
+          </w:tcPr>
+          <w:p>
+            <w:pPr>
+              <w:pStyle w:val="p1"/>
+            </w:pPr>
+            <w:r>
+              <w:t>非常低</w:t>
+            </w:r>
+          </w:p>
+        </w:tc>
+      </w:tr>
+      <w:tr>
+        <w:trPr>
+          <w:tblCellSpacing w:w="15" w:type="dxa"/>
+        </w:trPr>
+        <w:tc>
+          <w:tcPr>
+            <w:tcW w:w="0" w:type="auto"/>
+            <w:vAlign w:val="center"/>
+            <w:hideMark/>
+          </w:tcPr>
+          <w:p>
+            <w:pPr>
+              <w:pStyle w:val="p1"/>
+            </w:pPr>
+            <w:r>
+              <w:t>有 Phase II</w:t>
+            </w:r>
+          </w:p>
+        </w:tc>
+        <w:tc>
+          <w:tcPr>
+            <w:tcW w:w="0" w:type="auto"/>
+            <w:vAlign w:val="center"/>
+            <w:hideMark/>
+          </w:tcPr>
+          <w:p>
+            <w:pPr>
+              <w:pStyle w:val="p1"/>
+            </w:pPr>
+            <w:r>
+              <w:t>低</w:t>
+            </w:r>
+          </w:p>
+        </w:tc>
+      </w:tr>
+      <w:tr>
+        <w:trPr>
+          <w:tblCellSpacing w:w="15" w:type="dxa"/>
+        </w:trPr>
+        <w:tc>
+          <w:tcPr>
+            <w:tcW w:w="0" w:type="auto"/>
+            <w:vAlign w:val="center"/>
+            <w:hideMark/>
+          </w:tcPr>
+          <w:p>
+            <w:pPr>
+              <w:pStyle w:val="p1"/>
+            </w:pPr>
+            <w:r>
+              <w:t>只有 Phase I</w:t>
+            </w:r>
+          </w:p>
+        </w:tc>
+        <w:tc>
+          <w:tcPr>
+            <w:tcW w:w="0" w:type="auto"/>
+            <w:vAlign w:val="center"/>
+            <w:hideMark/>
+          </w:tcPr>
+          <w:p>
+            <w:pPr>
+              <w:pStyle w:val="p1"/>
+            </w:pPr>
+            <w:r>
+              <w:t>中</w:t>
+            </w:r>
+          </w:p>
+        </w:tc>
+      </w:tr>
+      <w:tr>
+        <w:trPr>
+          <w:tblCellSpacing w:w="15" w:type="dxa"/>
+        </w:trPr>
+        <w:tc>
+          <w:tcPr>
+            <w:tcW w:w="0" w:type="auto"/>
+            <w:vAlign w:val="center"/>
+            <w:hideMark/>
+          </w:tcPr>
+          <w:p>
+            <w:pPr>
+              <w:pStyle w:val="p1"/>
+            </w:pPr>
+            <w:r>
+              <w:t>全部 Preclinical</w:t>
+            </w:r>
+          </w:p>
+        </w:tc>
+        <w:tc>
+          <w:tcPr>
+            <w:tcW w:w="0" w:type="auto"/>
+            <w:vAlign w:val="center"/>
+            <w:hideMark/>
+          </w:tcPr>
+          <w:p>
+            <w:pPr>
+              <w:pStyle w:val="p1"/>
+            </w:pPr>
+            <w:r>
+              <w:t>高</w:t>
+            </w:r>
+          </w:p>
+        </w:tc>
+      </w:tr>
+    </w:tbl>
+    <w:p>
+      <w:pPr>
+        <w:pStyle w:val="p1"/>
+      </w:pPr>
+      <w:r>
+        <w:t>原因：</w:t>
+      </w:r>
+    </w:p>
+    <w:p>
+      <w:pPr>
+        <w:pStyle w:val="HTML"/>
+        <w:rPr>
+          <w:rStyle w:val="HTML1"/>
+        </w:rPr>
+      </w:pPr>
+      <w:r>
+        <w:rPr>
+          <w:rStyle w:val="HTML1"/>
+        </w:rPr>
+        <w:t>临床越晚</w:t>
+      </w:r>
+    </w:p>
+    <w:p>
+      <w:pPr>
+        <w:pStyle w:val="HTML"/>
+      </w:pPr>
+      <w:r>
+        <w:rPr>
+          <w:rStyle w:val="HTML1"/>
+        </w:rPr>
+        <w:t>公司越稳定</w:t>
+      </w:r>
+    </w:p>
+    <w:p>
+      <w:pPr>
+        <w:rPr>
+          <w:rStyle w:val="s1"/>
+        </w:rPr>
+      </w:pPr>
+      <w:r>
+        <w:rPr>
+          <w:rStyle w:val="s1"/>
+          <w:noProof/>
+        </w:rPr>
+        <w:pict w14:anchorId="66264907">
+          <v:rect id="_x0000_i1034" alt="" style="width:415.3pt;height:.05pt;mso-width-percent:0;mso-height-percent:0;mso-width-percent:0;mso-height-percent:0" o:hralign="center" o:hrstd="t" o:hr="t" fillcolor="#a0a0a0" stroked="f"/>
+        </w:pict>
+      </w:r>
+    </w:p>
+    <w:p>
+      <w:pPr>
+        <w:pStyle w:val="5"/>
+      </w:pPr>
+      <w:r>
+        <w:t>3 现金储备（Cash runway）</w:t>
+      </w:r>
+    </w:p>
+    <w:p>
+      <w:pPr>
+        <w:pStyle w:val="p3"/>
+      </w:pPr>
+      <w:r>
+        <w:t>看：</w:t>
+      </w:r>
+    </w:p>
+    <w:p>
+      <w:pPr>
+        <w:pStyle w:val="HTML"/>
+        <w:rPr>
+          <w:rStyle w:val="HTML1"/>
+        </w:rPr>
+      </w:pPr>
+      <w:r>
+        <w:rPr>
+          <w:rStyle w:val="HTML1"/>
+        </w:rPr>
+        <w:t>最近融资</w:t>
+      </w:r>
+    </w:p>
+    <w:p>
+      <w:pPr>
+        <w:pStyle w:val="HTML"/>
+        <w:rPr>
+          <w:rStyle w:val="HTML1"/>
+        </w:rPr>
+      </w:pPr>
+      <w:r>
+        <w:rPr>
+          <w:rStyle w:val="HTML1"/>
+        </w:rPr>
+        <w:t>IPO</w:t>
+      </w:r>
+    </w:p>
+    <w:p>
+      <w:pPr>
+        <w:pStyle w:val="HTML"/>
+      </w:pPr>
+      <w:r>
+        <w:rPr>
+          <w:rStyle w:val="HTML1"/>
+        </w:rPr>
+        <w:t>年报</w:t>
+      </w:r>
+    </w:p>
+    <w:p>
+      <w:pPr>
+        <w:pStyle w:val="p1"/>
+      </w:pPr>
+      <w:r>
+        <w:t>判断：</w:t>
+      </w:r>
+    </w:p>
+    <w:tbl>
+      <w:tblPr>
+        <w:tblW w:w="0" w:type="auto"/>
+        <w:tblCellSpacing w:w="15" w:type="dxa"/>
+        <w:tblCellMar>
+          <w:top w:w="15" w:type="dxa"/>
+          <w:left w:w="15" w:type="dxa"/>
+          <w:bottom w:w="15" w:type="dxa"/>
+          <w:right w:w="15" w:type="dxa"/>
+        </w:tblCellMar>
+        <w:tblLook w:val="04A0" w:firstRow="1" w:lastRow="0" w:firstColumn="1" w:lastColumn="0" w:noHBand="0" w:noVBand="1"/>
+      </w:tblPr>
+      <w:tblGrid>
+        <w:gridCol w:w="1215"/>
+        <w:gridCol w:w="565"/>
+      </w:tblGrid>
+      <w:tr>
+        <w:trPr>
+          <w:tblHeader/>
+          <w:tblCellSpacing w:w="15" w:type="dxa"/>
+        </w:trPr>
+        <w:tc>
+          <w:tcPr>
+            <w:tcW w:w="0" w:type="auto"/>
+            <w:vAlign w:val="center"/>
+            <w:hideMark/>
+          </w:tcPr>
+          <w:p>
+            <w:pPr>
+              <w:pStyle w:val="p1"/>
+              <w:jc w:val="center"/>
+              <w:rPr>
+                <w:b/>
+                <w:bCs/>
+              </w:rPr>
+            </w:pPr>
+            <w:r>
+              <w:rPr>
+                <w:b/>
+                <w:bCs/>
+              </w:rPr>
+              <w:t>情况</w:t>
+            </w:r>
+          </w:p>
+        </w:tc>
+        <w:tc>
+          <w:tcPr>
+            <w:tcW w:w="0" w:type="auto"/>
+            <w:vAlign w:val="center"/>
+            <w:hideMark/>
+          </w:tcPr>
+          <w:p>
+            <w:pPr>
+              <w:pStyle w:val="p1"/>
+              <w:jc w:val="center"/>
+              <w:rPr>
+                <w:b/>
+                <w:bCs/>
+              </w:rPr>
+            </w:pPr>
+            <w:r>
+              <w:rPr>
+                <w:b/>
+                <w:bCs/>
+              </w:rPr>
+              <w:t>风险</w:t>
+            </w:r>
+          </w:p>
+        </w:tc>
+      </w:tr>
+      <w:tr>
+        <w:trPr>
+          <w:tblCellSpacing w:w="15" w:type="dxa"/>
+        </w:trPr>
+        <w:tc>
+          <w:tcPr>
+            <w:tcW w:w="0" w:type="auto"/>
+            <w:vAlign w:val="center"/>
+            <w:hideMark/>
+          </w:tcPr>
+          <w:p>
+            <w:pPr>
+              <w:pStyle w:val="p1"/>
+            </w:pPr>
+            <w:r>
+              <w:t>现金 &gt;2年</w:t>
+            </w:r>
+          </w:p>
+        </w:tc>
+        <w:tc>
+          <w:tcPr>
+            <w:tcW w:w="0" w:type="auto"/>
+            <w:vAlign w:val="center"/>
+            <w:hideMark/>
+          </w:tcPr>
+          <w:p>
+            <w:pPr>
+              <w:pStyle w:val="p1"/>
+            </w:pPr>
+            <w:r>
+              <w:t>低</w:t>
+            </w:r>
+          </w:p>
+        </w:tc>
+      </w:tr>
+      <w:tr>
+        <w:trPr>
+          <w:tblCellSpacing w:w="15" w:type="dxa"/>
+        </w:trPr>
+        <w:tc>
+          <w:tcPr>
+            <w:tcW w:w="0" w:type="auto"/>
+            <w:vAlign w:val="center"/>
+            <w:hideMark/>
+          </w:tcPr>
+          <w:p>
+            <w:pPr>
+              <w:pStyle w:val="p1"/>
+            </w:pPr>
+            <w:r>
+              <w:t>1–2年</w:t>
+            </w:r>
+          </w:p>
+        </w:tc>
+        <w:tc>
+          <w:tcPr>
+            <w:tcW w:w="0" w:type="auto"/>
+            <w:vAlign w:val="center"/>
+            <w:hideMark/>
+          </w:tcPr>
+          <w:p>
+            <w:pPr>
+              <w:pStyle w:val="p1"/>
+            </w:pPr>
+            <w:r>
+              <w:t>中</w:t>
+            </w:r>
+          </w:p>
+        </w:tc>
+      </w:tr>
+      <w:tr>
+        <w:trPr>
+          <w:tblCellSpacing w:w="15" w:type="dxa"/>
+        </w:trPr>
+        <w:tc>
+          <w:tcPr>
+            <w:tcW w:w="0" w:type="auto"/>
+            <w:vAlign w:val="center"/>
+            <w:hideMark/>
+          </w:tcPr>
+          <w:p>
+            <w:pPr>
+              <w:pStyle w:val="p1"/>
+            </w:pPr>
+            <w:r>
+              <w:t>&lt;1年</w:t>
+            </w:r>
+          </w:p>
+        </w:tc>
+        <w:tc>
+          <w:tcPr>
+            <w:tcW w:w="0" w:type="auto"/>
+            <w:vAlign w:val="center"/>
+            <w:hideMark/>
+          </w:tcPr>
+          <w:p>
+            <w:pPr>
+              <w:pStyle w:val="p1"/>
+            </w:pPr>
+            <w:r>
+              <w:t>高</w:t>
+            </w:r>
+          </w:p>
+        </w:tc>
+      </w:tr>
+    </w:tbl>
+    <w:p>
+      <w:pPr>
+        <w:pStyle w:val="p1"/>
+      </w:pPr>
+      <w:r>
+        <w:t>biotech 很多公司：</w:t>
+      </w:r>
+    </w:p>
+    <w:p>
+      <w:pPr>
+        <w:pStyle w:val="HTML"/>
+      </w:pPr>
+      <w:r>
+        <w:rPr>
+          <w:rStyle w:val="HTML1"/>
+        </w:rPr>
+        <w:t>2–3年烧完现金</w:t>
+      </w:r>
+    </w:p>
+    <w:p>
+      <w:pPr>
+        <w:rPr>
+          <w:rStyle w:val="s1"/>
+        </w:rPr>
+      </w:pPr>
+      <w:r>
+        <w:rPr>
+          <w:rStyle w:val="s1"/>
+          <w:noProof/>
+        </w:rPr>
+        <w:pict w14:anchorId="4E4C7426">
+          <v:rect id="_x0000_i1033" alt="" style="width:415.3pt;height:.05pt;mso-width-percent:0;mso-height-percent:0;mso-width-percent:0;mso-height-percent:0" o:hralign="center" o:hrstd="t" o:hr="t" fillcolor="#a0a0a0" stroked="f"/>
+        </w:pict>
+      </w:r>
+    </w:p>
+    <w:p>
+      <w:pPr>
+        <w:pStyle w:val="5"/>
+      </w:pPr>
+      <w:r>
+        <w:t>4 合作伙伴（Big Pharma deal）</w:t>
+      </w:r>
+    </w:p>
+    <w:p>
+      <w:pPr>
+        <w:pStyle w:val="p3"/>
+      </w:pPr>
+      <w:r>
+        <w:t>看：</w:t>
+      </w:r>
+    </w:p>
+    <w:p>
+      <w:pPr>
+        <w:pStyle w:val="HTML"/>
+        <w:rPr>
+          <w:rStyle w:val="HTML1"/>
+        </w:rPr>
+      </w:pPr>
+      <w:r>
+        <w:rPr>
+          <w:rStyle w:val="HTML1"/>
+        </w:rPr>
+        <w:t>Pfizer</w:t>
+      </w:r>
+    </w:p>
+    <w:p>
+      <w:pPr>
+        <w:pStyle w:val="HTML"/>
+        <w:rPr>
+          <w:rStyle w:val="HTML1"/>
+        </w:rPr>
+      </w:pPr>
+      <w:r>
+        <w:rPr>
+          <w:rStyle w:val="HTML1"/>
+        </w:rPr>
+        <w:t>Roche</w:t>
+      </w:r>
+    </w:p>
+    <w:p>
+      <w:pPr>
+        <w:pStyle w:val="HTML"/>
+        <w:rPr>
+          <w:rStyle w:val="HTML1"/>
+        </w:rPr>
+      </w:pPr>
+      <w:r>
+        <w:rPr>
+          <w:rStyle w:val="HTML1"/>
+        </w:rPr>
+        <w:t>AstraZeneca</w:t>
+      </w:r>
+    </w:p>
+    <w:p>
+      <w:pPr>
+        <w:pStyle w:val="HTML"/>
+      </w:pPr>
+      <w:r>
+        <w:rPr>
+          <w:rStyle w:val="HTML1"/>
+        </w:rPr>
+        <w:t>Novartis</w:t>
+      </w:r>
+    </w:p>
+    <w:p>
+      <w:pPr>
+        <w:pStyle w:val="p1"/>
+      </w:pPr>
+      <w:r>
+        <w:t>如果有：</w:t>
+      </w:r>
+    </w:p>
+    <w:p>
+      <w:pPr>
+        <w:pStyle w:val="HTML"/>
+        <w:rPr>
+          <w:rStyle w:val="HTML1"/>
+        </w:rPr>
+      </w:pPr>
+      <w:r>
+        <w:rPr>
+          <w:rStyle w:val="HTML1"/>
+        </w:rPr>
+        <w:lastRenderedPageBreak/>
+        <w:t>co-development</w:t>
+      </w:r>
+    </w:p>
+    <w:p>
+      <w:pPr>
+        <w:pStyle w:val="HTML"/>
+      </w:pPr>
+      <w:r>
+        <w:rPr>
+          <w:rStyle w:val="HTML1"/>
+        </w:rPr>
+        <w:t>license deal</w:t>
+      </w:r>
+    </w:p>
+    <w:p>
+      <w:pPr>
+        <w:pStyle w:val="p1"/>
+      </w:pPr>
+      <w:r>
+        <w:t>说明：</w:t>
+      </w:r>
+    </w:p>
+    <w:p>
+      <w:pPr>
+        <w:pStyle w:val="HTML"/>
+      </w:pPr>
+      <w:r>
+        <w:rPr>
+          <w:rStyle w:val="HTML1"/>
+        </w:rPr>
+        <w:t>大药企已经尽调过</w:t>
+      </w:r>
+    </w:p>
+    <w:p>
+      <w:pPr>
+        <w:pStyle w:val="p1"/>
+      </w:pPr>
+      <w:r>
+        <w:t>风险降低很多。</w:t>
+      </w:r>
+    </w:p>
+    <w:p>
+      <w:pPr>
+        <w:rPr>
+          <w:rStyle w:val="s1"/>
+        </w:rPr>
+      </w:pPr>
+      <w:r>
+        <w:rPr>
+          <w:rStyle w:val="s1"/>
+          <w:noProof/>
+        </w:rPr>
+        <w:pict w14:anchorId="09BE9D0A">
+          <v:rect id="_x0000_i1032" alt="" style="width:415.3pt;height:.05pt;mso-width-percent:0;mso-height-percent:0;mso-width-percent:0;mso-height-percent:0" o:hralign="center" o:hrstd="t" o:hr="t" fillcolor="#a0a0a0" stroked="f"/>
+        </w:pict>
+      </w:r>
+    </w:p>
+    <w:p>
+      <w:pPr>
+        <w:pStyle w:val="5"/>
+      </w:pPr>
+      <w:r>
+        <w:t>5 最近新闻</w:t>
+      </w:r>
+    </w:p>
+    <w:p>
+      <w:pPr>
+        <w:pStyle w:val="p1"/>
+      </w:pPr>
+      <w:r>
+        <w:t>Google：</w:t>
+      </w:r>
+    </w:p>
+    <w:p>
+      <w:pPr>
+        <w:pStyle w:val="HTML"/>
+        <w:rPr>
+          <w:rStyle w:val="HTML1"/>
+        </w:rPr>
+      </w:pPr>
+      <w:r>
+        <w:rPr>
+          <w:rStyle w:val="HTML1"/>
+        </w:rPr>
+        <w:t>company name + layoff</w:t>
+      </w:r>
+    </w:p>
+    <w:p>
+      <w:pPr>
+        <w:pStyle w:val="HTML"/>
+        <w:rPr>
+          <w:rStyle w:val="HTML1"/>
+        </w:rPr>
+      </w:pPr>
+      <w:r>
+        <w:rPr>
+          <w:rStyle w:val="HTML1"/>
+        </w:rPr>
+        <w:t>company name + trial</w:t>
+      </w:r>
+    </w:p>
+    <w:p>
+      <w:pPr>
+        <w:pStyle w:val="HTML"/>
+      </w:pPr>
+      <w:r>
+        <w:rPr>
+          <w:rStyle w:val="HTML1"/>
+        </w:rPr>
+        <w:t>company name + funding</w:t>
+      </w:r>
+    </w:p>
+    <w:p>
+      <w:pPr>
+        <w:pStyle w:val="p1"/>
+      </w:pPr>
+      <w:r>
+        <w:t>注意三种新闻：</w:t>
+      </w:r>
+    </w:p>
+    <w:p>
+      <w:pPr>
+        <w:pStyle w:val="p3"/>
+      </w:pPr>
+      <w:r>
         <w:rPr>
           <w:b/>
           <w:bCs/>
         </w:rPr>
-      </w:pPr>
-    </w:p>
-    <w:p>
-      <w:pPr>
-        <w:pStyle w:val="1"/>
-      </w:pPr>
-      <w:r>
-        <w:rPr>
-          <w:rFonts w:hint="eastAsia"/>
-        </w:rPr>
-        <w:t>具体单位问题</w:t>
-      </w:r>
-    </w:p>
-    <w:p>
-      <w:pPr>
-        <w:pStyle w:val="2"/>
-      </w:pPr>
-      <w:r>
-        <w:rPr>
-          <w:rFonts w:hint="eastAsia"/>
-        </w:rPr>
-        <w:t>大企业/小企业？</w:t>
-      </w:r>
-    </w:p>
-    <w:p>
-      <w:pPr>
-        <w:rPr>
-          <w:rFonts w:hint="eastAsia"/>
-        </w:rPr>
-      </w:pPr>
-      <w:r>
-        <w:rPr>
-          <w:rFonts w:hint="eastAsia"/>
-        </w:rPr>
-        <w:t>决定是否适合的不是名气，而是</w:t>
-      </w:r>
-    </w:p>
-    <w:p>
-      <w:pPr>
-        <w:pStyle w:val="p1"/>
-      </w:pPr>
-      <w:r>
-        <w:t>这个团队是否在做真正重要的问题</w:t>
-      </w:r>
-    </w:p>
-    <w:p>
-      <w:pPr>
-        <w:pStyle w:val="p1"/>
-      </w:pPr>
-      <w:r>
-        <w:t>这个团队是否在成长</w:t>
-      </w:r>
-    </w:p>
-    <w:p>
-      <w:pPr>
-        <w:pStyle w:val="p1"/>
-      </w:pPr>
-      <w:r>
-        <w:t>这个团队是否能培养 scientist</w:t>
-      </w:r>
-    </w:p>
-    <w:p>
-      <w:r>
-        <w:rPr>
-          <w:rFonts w:hint="eastAsia"/>
-        </w:rPr>
-        <w:t>也就是说，leader是第一位考虑的因素</w:t>
-      </w:r>
-    </w:p>
-    <w:p/>
-    <w:p>
-      <w:pPr>
-        <w:pStyle w:val="2"/>
-      </w:pPr>
-      <w:r>
-        <w:rPr>
-          <w:rFonts w:hint="eastAsia"/>
-        </w:rPr>
-        <w:t>工作地点是否需要考虑国外？</w:t>
-      </w:r>
-    </w:p>
-    <w:p>
-      <w:r>
-        <w:rPr>
-          <w:rFonts w:hint="eastAsia"/>
-        </w:rPr>
-        <w:t>非第一选择，海外确实有较强基础研究与生物医药环境，但是</w:t>
-      </w:r>
-      <w:commentRangeStart w:id="0"/>
-      <w:r>
-        <w:rPr>
-          <w:rFonts w:hint="eastAsia"/>
-        </w:rPr>
-        <w:t>中国相关产业全球第二</w:t>
-      </w:r>
-      <w:commentRangeEnd w:id="0"/>
-      <w:r>
-        <w:rPr>
-          <w:rStyle w:val="ae"/>
-        </w:rPr>
-        <w:commentReference w:id="0"/>
-      </w:r>
-      <w:r>
-        <w:rPr>
-          <w:rFonts w:hint="eastAsia"/>
-        </w:rPr>
-        <w:t>。并且目前国际形势不稳定，并且海外有更强壁垒，晋升速度较慢，时间成本大。综合考虑非第一选择。</w:t>
-      </w:r>
-    </w:p>
-    <w:p>
-      <w:pPr>
-        <w:pStyle w:val="2"/>
-      </w:pPr>
-      <w:r>
-        <w:rPr>
-          <w:rFonts w:hint="eastAsia"/>
-        </w:rPr>
-        <w:t>国企还是外企国内分部？</w:t>
-      </w:r>
-    </w:p>
-    <w:p>
-      <w:r>
-        <w:rPr>
-          <w:rFonts w:hint="eastAsia"/>
-        </w:rPr>
-        <w:t>外企体系成熟资源丰富，但是区域节点通常不负责核心项目，而外企则需要更多时间成本，属于高阻力路径，所以目前还是国内国企是最佳选择</w:t>
-      </w:r>
-    </w:p>
-    <w:p>
-      <w:pPr>
-        <w:pStyle w:val="p1"/>
-      </w:pPr>
-      <w:r>
-        <w:rPr>
-          <w:rFonts w:hint="eastAsia"/>
-        </w:rPr>
-        <w:t>第一优先：</w:t>
-      </w:r>
-    </w:p>
-    <w:p>
-      <w:pPr>
-        <w:pStyle w:val="p1"/>
-      </w:pPr>
-      <w:r>
-        <w:t>外企 pharma</w:t>
-      </w:r>
-      <w:r>
-        <w:rPr>
-          <w:rFonts w:hint="eastAsia"/>
-        </w:rPr>
-        <w:t>、</w:t>
-      </w:r>
-      <w:r>
-        <w:t>头部 biotech</w:t>
-      </w:r>
-    </w:p>
-    <w:p>
-      <w:r>
-        <w:rPr>
-          <w:rFonts w:hint="eastAsia"/>
-        </w:rPr>
-        <w:t>第二优先：</w:t>
-      </w:r>
-    </w:p>
-    <w:p>
-      <w:pPr>
-        <w:rPr>
-          <w:rFonts w:hint="eastAsia"/>
-        </w:rPr>
-      </w:pPr>
-      <w:r>
-        <w:rPr>
-          <w:rFonts w:hint="eastAsia"/>
-        </w:rPr>
-        <w:t>高质量博后</w:t>
-      </w:r>
-    </w:p>
-    <w:p>
-      <w:r>
-        <w:rPr>
-          <w:rFonts w:hint="eastAsia"/>
-        </w:rPr>
-        <w:t>第三优先：</w:t>
-      </w:r>
-    </w:p>
-    <w:p>
-      <w:r>
-        <w:rPr>
-          <w:rFonts w:hint="eastAsia"/>
-        </w:rPr>
-        <w:t>海外scientist</w:t>
-      </w:r>
-    </w:p>
-    <w:p>
-      <w:pPr>
-        <w:rPr>
-          <w:rFonts w:hint="eastAsia"/>
-        </w:rPr>
-      </w:pPr>
-    </w:p>
-    <w:p>
-      <w:pPr>
+        <w:t>好</w:t>
+      </w:r>
+    </w:p>
+    <w:p>
+      <w:pPr>
+        <w:pStyle w:val="HTML"/>
+        <w:rPr>
+          <w:rStyle w:val="HTML1"/>
+        </w:rPr>
+      </w:pPr>
+      <w:r>
+        <w:rPr>
+          <w:rStyle w:val="HTML1"/>
+        </w:rPr>
+        <w:t>融资</w:t>
+      </w:r>
+    </w:p>
+    <w:p>
+      <w:pPr>
+        <w:pStyle w:val="HTML"/>
+        <w:rPr>
+          <w:rStyle w:val="HTML1"/>
+        </w:rPr>
+      </w:pPr>
+      <w:r>
+        <w:rPr>
+          <w:rStyle w:val="HTML1"/>
+        </w:rPr>
+        <w:t>合作</w:t>
+      </w:r>
+    </w:p>
+    <w:p>
+      <w:pPr>
+        <w:pStyle w:val="HTML"/>
+      </w:pPr>
+      <w:r>
+        <w:rPr>
+          <w:rStyle w:val="HTML1"/>
+        </w:rPr>
+        <w:t>临床成功</w:t>
+      </w:r>
+    </w:p>
+    <w:p>
+      <w:pPr>
+        <w:pStyle w:val="p1"/>
+      </w:pPr>
+      <w:r>
+        <w:rPr>
+          <w:b/>
+          <w:bCs/>
+        </w:rPr>
+        <w:t>危险</w:t>
+      </w:r>
+    </w:p>
+    <w:p>
+      <w:pPr>
+        <w:pStyle w:val="HTML"/>
+        <w:rPr>
+          <w:rStyle w:val="HTML1"/>
+        </w:rPr>
+      </w:pPr>
+      <w:r>
+        <w:rPr>
+          <w:rStyle w:val="HTML1"/>
+        </w:rPr>
+        <w:t>layoff</w:t>
+      </w:r>
+    </w:p>
+    <w:p>
+      <w:pPr>
+        <w:pStyle w:val="HTML"/>
+        <w:rPr>
+          <w:rStyle w:val="HTML1"/>
+        </w:rPr>
+      </w:pPr>
+      <w:r>
+        <w:rPr>
+          <w:rStyle w:val="HTML1"/>
+        </w:rPr>
+        <w:t>trial failure</w:t>
+      </w:r>
+    </w:p>
+    <w:p>
+      <w:pPr>
+        <w:pStyle w:val="HTML"/>
+      </w:pPr>
+      <w:r>
+        <w:rPr>
+          <w:rStyle w:val="HTML1"/>
+        </w:rPr>
+        <w:t>pipeline discontinuation</w:t>
+      </w:r>
+    </w:p>
+    <w:p>
+      <w:pPr>
+        <w:rPr>
+          <w:rStyle w:val="s1"/>
+        </w:rPr>
+      </w:pPr>
+      <w:r>
+        <w:rPr>
+          <w:rStyle w:val="s1"/>
+          <w:noProof/>
+        </w:rPr>
+        <w:pict w14:anchorId="33174E22">
+          <v:rect id="_x0000_i1031" alt="" style="width:415.3pt;height:.05pt;mso-width-percent:0;mso-height-percent:0;mso-width-percent:0;mso-height-percent:0" o:hralign="center" o:hrstd="t" o:hr="t" fillcolor="#a0a0a0" stroked="f"/>
+        </w:pict>
+      </w:r>
+    </w:p>
+    <w:p>
+      <w:pPr>
+        <w:pStyle w:val="3"/>
+      </w:pPr>
+      <w:r>
+        <w:t>三、风险评分方法（非常简单）</w:t>
+      </w:r>
+    </w:p>
+    <w:p>
+      <w:pPr>
+        <w:pStyle w:val="p3"/>
+      </w:pPr>
+      <w:r>
+        <w:t>每个指标：</w:t>
+      </w:r>
+    </w:p>
+    <w:p>
+      <w:pPr>
+        <w:pStyle w:val="HTML"/>
+        <w:rPr>
+          <w:rStyle w:val="HTML1"/>
+        </w:rPr>
+      </w:pPr>
+      <w:r>
+        <w:rPr>
+          <w:rStyle w:val="HTML1"/>
+        </w:rPr>
+        <w:t>0 = 好</w:t>
+      </w:r>
+    </w:p>
+    <w:p>
+      <w:pPr>
+        <w:pStyle w:val="HTML"/>
+        <w:rPr>
+          <w:rStyle w:val="HTML1"/>
+        </w:rPr>
+      </w:pPr>
+      <w:r>
+        <w:rPr>
+          <w:rStyle w:val="HTML1"/>
+        </w:rPr>
+        <w:t>1 = 中</w:t>
+      </w:r>
+    </w:p>
+    <w:p>
+      <w:pPr>
+        <w:pStyle w:val="HTML"/>
+      </w:pPr>
+      <w:r>
+        <w:rPr>
+          <w:rStyle w:val="HTML1"/>
+        </w:rPr>
+        <w:t>2 = 差</w:t>
+      </w:r>
+    </w:p>
+    <w:p>
+      <w:pPr>
+        <w:pStyle w:val="p1"/>
+      </w:pPr>
+      <w:r>
+        <w:t>总分：</w:t>
+      </w:r>
+    </w:p>
+    <w:tbl>
+      <w:tblPr>
+        <w:tblW w:w="0" w:type="auto"/>
+        <w:tblCellSpacing w:w="15" w:type="dxa"/>
+        <w:tblCellMar>
+          <w:top w:w="15" w:type="dxa"/>
+          <w:left w:w="15" w:type="dxa"/>
+          <w:bottom w:w="15" w:type="dxa"/>
+          <w:right w:w="15" w:type="dxa"/>
+        </w:tblCellMar>
+        <w:tblLook w:val="04A0" w:firstRow="1" w:lastRow="0" w:firstColumn="1" w:lastColumn="0" w:noHBand="0" w:noVBand="1"/>
+      </w:tblPr>
+      <w:tblGrid>
+        <w:gridCol w:w="675"/>
+        <w:gridCol w:w="795"/>
+      </w:tblGrid>
+      <w:tr>
+        <w:trPr>
+          <w:tblHeader/>
+          <w:tblCellSpacing w:w="15" w:type="dxa"/>
+        </w:trPr>
+        <w:tc>
+          <w:tcPr>
+            <w:tcW w:w="0" w:type="auto"/>
+            <w:vAlign w:val="center"/>
+            <w:hideMark/>
+          </w:tcPr>
+          <w:p>
+            <w:pPr>
+              <w:pStyle w:val="p1"/>
+              <w:jc w:val="center"/>
+              <w:rPr>
+                <w:b/>
+                <w:bCs/>
+              </w:rPr>
+            </w:pPr>
+            <w:r>
+              <w:rPr>
+                <w:b/>
+                <w:bCs/>
+              </w:rPr>
+              <w:lastRenderedPageBreak/>
+              <w:t>总分</w:t>
+            </w:r>
+          </w:p>
+        </w:tc>
+        <w:tc>
+          <w:tcPr>
+            <w:tcW w:w="0" w:type="auto"/>
+            <w:vAlign w:val="center"/>
+            <w:hideMark/>
+          </w:tcPr>
+          <w:p>
+            <w:pPr>
+              <w:pStyle w:val="p1"/>
+              <w:jc w:val="center"/>
+              <w:rPr>
+                <w:b/>
+                <w:bCs/>
+              </w:rPr>
+            </w:pPr>
+            <w:r>
+              <w:rPr>
+                <w:b/>
+                <w:bCs/>
+              </w:rPr>
+              <w:t>风险</w:t>
+            </w:r>
+          </w:p>
+        </w:tc>
+      </w:tr>
+      <w:tr>
+        <w:trPr>
+          <w:tblCellSpacing w:w="15" w:type="dxa"/>
+        </w:trPr>
+        <w:tc>
+          <w:tcPr>
+            <w:tcW w:w="0" w:type="auto"/>
+            <w:vAlign w:val="center"/>
+            <w:hideMark/>
+          </w:tcPr>
+          <w:p>
+            <w:pPr>
+              <w:pStyle w:val="p1"/>
+            </w:pPr>
+            <w:r>
+              <w:t>0–2</w:t>
+            </w:r>
+          </w:p>
+        </w:tc>
+        <w:tc>
+          <w:tcPr>
+            <w:tcW w:w="0" w:type="auto"/>
+            <w:vAlign w:val="center"/>
+            <w:hideMark/>
+          </w:tcPr>
+          <w:p>
+            <w:pPr>
+              <w:pStyle w:val="p1"/>
+            </w:pPr>
+            <w:r>
+              <w:t>低风险</w:t>
+            </w:r>
+          </w:p>
+        </w:tc>
+      </w:tr>
+      <w:tr>
+        <w:trPr>
+          <w:tblCellSpacing w:w="15" w:type="dxa"/>
+        </w:trPr>
+        <w:tc>
+          <w:tcPr>
+            <w:tcW w:w="0" w:type="auto"/>
+            <w:vAlign w:val="center"/>
+            <w:hideMark/>
+          </w:tcPr>
+          <w:p>
+            <w:pPr>
+              <w:pStyle w:val="p1"/>
+            </w:pPr>
+            <w:r>
+              <w:t>3–5</w:t>
+            </w:r>
+          </w:p>
+        </w:tc>
+        <w:tc>
+          <w:tcPr>
+            <w:tcW w:w="0" w:type="auto"/>
+            <w:vAlign w:val="center"/>
+            <w:hideMark/>
+          </w:tcPr>
+          <w:p>
+            <w:pPr>
+              <w:pStyle w:val="p1"/>
+            </w:pPr>
+            <w:r>
+              <w:t>中风险</w:t>
+            </w:r>
+          </w:p>
+        </w:tc>
+      </w:tr>
+      <w:tr>
+        <w:trPr>
+          <w:tblCellSpacing w:w="15" w:type="dxa"/>
+        </w:trPr>
+        <w:tc>
+          <w:tcPr>
+            <w:tcW w:w="0" w:type="auto"/>
+            <w:vAlign w:val="center"/>
+            <w:hideMark/>
+          </w:tcPr>
+          <w:p>
+            <w:pPr>
+              <w:pStyle w:val="p1"/>
+            </w:pPr>
+            <w:r>
+              <w:t>6–10</w:t>
+            </w:r>
+          </w:p>
+        </w:tc>
+        <w:tc>
+          <w:tcPr>
+            <w:tcW w:w="0" w:type="auto"/>
+            <w:vAlign w:val="center"/>
+            <w:hideMark/>
+          </w:tcPr>
+          <w:p>
+            <w:pPr>
+              <w:pStyle w:val="p1"/>
+            </w:pPr>
+            <w:r>
+              <w:t>高风险</w:t>
+            </w:r>
+          </w:p>
+        </w:tc>
+      </w:tr>
+    </w:tbl>
+    <w:p>
+      <w:pPr>
+        <w:rPr>
+          <w:rStyle w:val="s1"/>
+        </w:rPr>
+      </w:pPr>
+      <w:r>
+        <w:rPr>
+          <w:rStyle w:val="s1"/>
+          <w:noProof/>
+        </w:rPr>
+        <w:pict w14:anchorId="4320C74E">
+          <v:rect id="_x0000_i1030" alt="" style="width:415.3pt;height:.05pt;mso-width-percent:0;mso-height-percent:0;mso-width-percent:0;mso-height-percent:0" o:hralign="center" o:hrstd="t" o:hr="t" fillcolor="#a0a0a0" stroked="f"/>
+        </w:pict>
+      </w:r>
+    </w:p>
+    <w:p>
+      <w:pPr>
+        <w:pStyle w:val="3"/>
+      </w:pPr>
+      <w:r>
+        <w:t>四、举个真实例子</w:t>
+      </w:r>
+    </w:p>
+    <w:p>
+      <w:pPr>
+        <w:pStyle w:val="p3"/>
+      </w:pPr>
+      <w:r>
+        <w:t>例如某 biotech：</w:t>
+      </w:r>
+    </w:p>
+    <w:p>
+      <w:pPr>
+        <w:pStyle w:val="HTML"/>
+        <w:rPr>
+          <w:rStyle w:val="HTML1"/>
+        </w:rPr>
+      </w:pPr>
+      <w:r>
+        <w:rPr>
+          <w:rStyle w:val="HTML1"/>
+        </w:rPr>
+        <w:t>pipeline: 6</w:t>
+      </w:r>
+    </w:p>
+    <w:p>
+      <w:pPr>
+        <w:pStyle w:val="HTML"/>
+        <w:rPr>
+          <w:rStyle w:val="HTML1"/>
+        </w:rPr>
+      </w:pPr>
+      <w:r>
+        <w:rPr>
+          <w:rStyle w:val="HTML1"/>
+        </w:rPr>
+        <w:t>phase II: 有</w:t>
+      </w:r>
+    </w:p>
+    <w:p>
+      <w:pPr>
+        <w:pStyle w:val="HTML"/>
+        <w:rPr>
+          <w:rStyle w:val="HTML1"/>
+        </w:rPr>
+      </w:pPr>
+      <w:r>
+        <w:rPr>
+          <w:rStyle w:val="HTML1"/>
+        </w:rPr>
+        <w:t>cash runway: 3年</w:t>
+      </w:r>
+    </w:p>
+    <w:p>
+      <w:pPr>
+        <w:pStyle w:val="HTML"/>
+        <w:rPr>
+          <w:rStyle w:val="HTML1"/>
+        </w:rPr>
+      </w:pPr>
+      <w:r>
+        <w:rPr>
+          <w:rStyle w:val="HTML1"/>
+        </w:rPr>
+        <w:t>合作: Pfizer</w:t>
+      </w:r>
+    </w:p>
+    <w:p>
+      <w:pPr>
+        <w:pStyle w:val="HTML"/>
+      </w:pPr>
+      <w:r>
+        <w:rPr>
+          <w:rStyle w:val="HTML1"/>
+        </w:rPr>
+        <w:t>新闻: 正常</w:t>
+      </w:r>
+    </w:p>
+    <w:p>
+      <w:pPr>
+        <w:pStyle w:val="p1"/>
+      </w:pPr>
+      <w:r>
+        <w:t>评分：</w:t>
+      </w:r>
+    </w:p>
+    <w:p>
+      <w:pPr>
+        <w:pStyle w:val="HTML"/>
+      </w:pPr>
+      <w:r>
+        <w:rPr>
+          <w:rStyle w:val="HTML1"/>
+        </w:rPr>
+        <w:t>0 + 0 + 0 + 0 + 0 = 0</w:t>
+      </w:r>
+    </w:p>
+    <w:p>
+      <w:pPr>
+        <w:pStyle w:val="p1"/>
+      </w:pPr>
+      <w:r>
+        <w:rPr>
+          <w:rStyle w:val="s1"/>
+        </w:rPr>
+        <w:t xml:space="preserve">→ </w:t>
+      </w:r>
+      <w:r>
+        <w:rPr>
+          <w:b/>
+          <w:bCs/>
+        </w:rPr>
+        <w:t>低风险</w:t>
+      </w:r>
+    </w:p>
+    <w:p>
+      <w:pPr>
+        <w:rPr>
+          <w:rStyle w:val="s2"/>
+        </w:rPr>
+      </w:pPr>
+      <w:r>
+        <w:rPr>
+          <w:rStyle w:val="s2"/>
+          <w:noProof/>
+        </w:rPr>
+        <w:pict w14:anchorId="12212B41">
+          <v:rect id="_x0000_i1029" alt="" style="width:415.3pt;height:.05pt;mso-width-percent:0;mso-height-percent:0;mso-width-percent:0;mso-height-percent:0" o:hralign="center" o:hrstd="t" o:hr="t" fillcolor="#a0a0a0" stroked="f"/>
+        </w:pict>
+      </w:r>
+    </w:p>
+    <w:p>
+      <w:pPr>
+        <w:pStyle w:val="p3"/>
+      </w:pPr>
+      <w:r>
+        <w:t>再看一个：</w:t>
+      </w:r>
+    </w:p>
+    <w:p>
+      <w:pPr>
+        <w:pStyle w:val="HTML"/>
+        <w:rPr>
+          <w:rStyle w:val="HTML1"/>
+        </w:rPr>
+      </w:pPr>
+      <w:r>
+        <w:rPr>
+          <w:rStyle w:val="HTML1"/>
+        </w:rPr>
+        <w:t>pipeline: 2</w:t>
+      </w:r>
+    </w:p>
+    <w:p>
+      <w:pPr>
+        <w:pStyle w:val="HTML"/>
+        <w:rPr>
+          <w:rStyle w:val="HTML1"/>
+        </w:rPr>
+      </w:pPr>
+      <w:r>
+        <w:rPr>
+          <w:rStyle w:val="HTML1"/>
+        </w:rPr>
+        <w:t>全部preclinical</w:t>
+      </w:r>
+    </w:p>
+    <w:p>
+      <w:pPr>
+        <w:pStyle w:val="HTML"/>
+        <w:rPr>
+          <w:rStyle w:val="HTML1"/>
+        </w:rPr>
+      </w:pPr>
+      <w:r>
+        <w:rPr>
+          <w:rStyle w:val="HTML1"/>
+        </w:rPr>
+        <w:t>cash runway: 8个月</w:t>
+      </w:r>
+    </w:p>
+    <w:p>
+      <w:pPr>
+        <w:pStyle w:val="HTML"/>
+        <w:rPr>
+          <w:rStyle w:val="HTML1"/>
+        </w:rPr>
+      </w:pPr>
+      <w:r>
+        <w:rPr>
+          <w:rStyle w:val="HTML1"/>
+        </w:rPr>
+        <w:t>无合作</w:t>
+      </w:r>
+    </w:p>
+    <w:p>
+      <w:pPr>
+        <w:pStyle w:val="HTML"/>
+      </w:pPr>
+      <w:r>
+        <w:rPr>
+          <w:rStyle w:val="HTML1"/>
+        </w:rPr>
+        <w:t>新闻: 裁员</w:t>
+      </w:r>
+    </w:p>
+    <w:p>
+      <w:pPr>
+        <w:pStyle w:val="p1"/>
+      </w:pPr>
+      <w:r>
+        <w:t>评分：</w:t>
+      </w:r>
+    </w:p>
+    <w:p>
+      <w:pPr>
+        <w:pStyle w:val="HTML"/>
+      </w:pPr>
+      <w:r>
+        <w:rPr>
+          <w:rStyle w:val="HTML1"/>
+        </w:rPr>
+        <w:t>2 + 2 + 2 + 2 + 2 = 10</w:t>
+      </w:r>
+    </w:p>
+    <w:p>
+      <w:pPr>
+        <w:pStyle w:val="p1"/>
+      </w:pPr>
+      <w:r>
+        <w:rPr>
+          <w:rStyle w:val="s1"/>
+        </w:rPr>
+        <w:t xml:space="preserve">→ </w:t>
+      </w:r>
+      <w:r>
+        <w:rPr>
+          <w:b/>
+          <w:bCs/>
+        </w:rPr>
+        <w:t>高风险</w:t>
+      </w:r>
+    </w:p>
+    <w:p>
+      <w:pPr>
+        <w:rPr>
+          <w:rStyle w:val="s2"/>
+        </w:rPr>
+      </w:pPr>
+      <w:r>
+        <w:rPr>
+          <w:rStyle w:val="s2"/>
+          <w:noProof/>
+        </w:rPr>
+        <w:pict w14:anchorId="69ABB121">
+          <v:rect id="_x0000_i1028" alt="" style="width:415.3pt;height:.05pt;mso-width-percent:0;mso-height-percent:0;mso-width-percent:0;mso-height-percent:0" o:hralign="center" o:hrstd="t" o:hr="t" fillcolor="#a0a0a0" stroked="f"/>
+        </w:pict>
+      </w:r>
+    </w:p>
+    <w:p>
+      <w:pPr>
+        <w:pStyle w:val="3"/>
+      </w:pPr>
+      <w:r>
+        <w:t>五、这个表在求职中的意义</w:t>
+      </w:r>
+    </w:p>
+    <w:p>
+      <w:pPr>
+        <w:pStyle w:val="p4"/>
+      </w:pPr>
+      <w:r>
+        <w:t>Scientist岗位风险其实来自：</w:t>
+      </w:r>
+    </w:p>
+    <w:p>
+      <w:pPr>
+        <w:pStyle w:val="HTML"/>
+      </w:pPr>
+      <w:r>
+        <w:rPr>
+          <w:rStyle w:val="HTML1"/>
+        </w:rPr>
+        <w:lastRenderedPageBreak/>
+        <w:t>公司死亡</w:t>
+      </w:r>
+    </w:p>
+    <w:p>
+      <w:pPr>
+        <w:pStyle w:val="p1"/>
+      </w:pPr>
+      <w:r>
+        <w:t>而不是：</w:t>
+      </w:r>
+    </w:p>
+    <w:p>
+      <w:pPr>
+        <w:pStyle w:val="HTML"/>
+      </w:pPr>
+      <w:r>
+        <w:rPr>
+          <w:rStyle w:val="HTML1"/>
+        </w:rPr>
+        <w:t>项目难</w:t>
+      </w:r>
+    </w:p>
+    <w:p>
+      <w:pPr>
+        <w:pStyle w:val="p1"/>
+      </w:pPr>
+      <w:r>
+        <w:t>很多 biotech 的现实是：</w:t>
+      </w:r>
+    </w:p>
+    <w:p>
+      <w:pPr>
+        <w:pStyle w:val="HTML"/>
+        <w:rPr>
+          <w:rStyle w:val="HTML1"/>
+        </w:rPr>
+      </w:pPr>
+      <w:r>
+        <w:rPr>
+          <w:rStyle w:val="HTML1"/>
+        </w:rPr>
+        <w:t>pipeline collapse</w:t>
+      </w:r>
+    </w:p>
+    <w:p>
+      <w:pPr>
+        <w:pStyle w:val="HTML"/>
+        <w:rPr>
+          <w:rStyle w:val="HTML1"/>
+        </w:rPr>
+      </w:pPr>
+      <w:r>
+        <w:rPr>
+          <w:rStyle w:val="HTML1"/>
+        </w:rPr>
+        <w:t>↓</w:t>
+      </w:r>
+    </w:p>
+    <w:p>
+      <w:pPr>
+        <w:pStyle w:val="HTML"/>
+        <w:rPr>
+          <w:rStyle w:val="HTML1"/>
+        </w:rPr>
+      </w:pPr>
+      <w:r>
+        <w:rPr>
+          <w:rStyle w:val="HTML1"/>
+        </w:rPr>
+        <w:t>融资失败</w:t>
+      </w:r>
+    </w:p>
+    <w:p>
+      <w:pPr>
+        <w:pStyle w:val="HTML"/>
+        <w:rPr>
+          <w:rStyle w:val="HTML1"/>
+        </w:rPr>
+      </w:pPr>
+      <w:r>
+        <w:rPr>
+          <w:rStyle w:val="HTML1"/>
+        </w:rPr>
+        <w:t>↓</w:t>
+      </w:r>
+    </w:p>
+    <w:p>
+      <w:pPr>
+        <w:pStyle w:val="HTML"/>
+      </w:pPr>
+      <w:r>
+        <w:rPr>
+          <w:rStyle w:val="HTML1"/>
+        </w:rPr>
+        <w:t>裁员</w:t>
+      </w:r>
+    </w:p>
+    <w:p>
+      <w:pPr>
+        <w:pStyle w:val="p1"/>
+      </w:pPr>
+      <w:r>
+        <w:t>这和你的能力无关。</w:t>
+      </w:r>
+    </w:p>
+    <w:p>
+      <w:pPr>
+        <w:rPr>
+          <w:rStyle w:val="s1"/>
+        </w:rPr>
+      </w:pPr>
+      <w:r>
+        <w:rPr>
+          <w:rStyle w:val="s1"/>
+          <w:noProof/>
+        </w:rPr>
+        <w:pict w14:anchorId="1CDBD26F">
+          <v:rect id="_x0000_i1027" alt="" style="width:415.3pt;height:.05pt;mso-width-percent:0;mso-height-percent:0;mso-width-percent:0;mso-height-percent:0" o:hralign="center" o:hrstd="t" o:hr="t" fillcolor="#a0a0a0" stroked="f"/>
+        </w:pict>
+      </w:r>
+    </w:p>
+    <w:p>
+      <w:pPr>
+        <w:pStyle w:val="3"/>
+      </w:pPr>
+      <w:r>
+        <w:t>六、为什么这一步适合你现在做</w:t>
+      </w:r>
+    </w:p>
+    <w:p>
+      <w:pPr>
+        <w:pStyle w:val="p1"/>
+      </w:pPr>
+      <w:r>
+        <w:t>你现在有：</w:t>
+      </w:r>
+    </w:p>
+    <w:p>
+      <w:pPr>
+        <w:pStyle w:val="HTML"/>
+      </w:pPr>
+      <w:r>
+        <w:rPr>
+          <w:rStyle w:val="HTML1"/>
+        </w:rPr>
+        <w:t>60家公司</w:t>
+      </w:r>
+    </w:p>
+    <w:p>
+      <w:pPr>
+        <w:pStyle w:val="p1"/>
+      </w:pPr>
+      <w:r>
+        <w:t>如果每家公司：</w:t>
+      </w:r>
+    </w:p>
+    <w:p>
+      <w:pPr>
+        <w:pStyle w:val="HTML"/>
+      </w:pPr>
+      <w:r>
+        <w:rPr>
+          <w:rStyle w:val="HTML1"/>
+        </w:rPr>
+        <w:t>1分钟</w:t>
+      </w:r>
+    </w:p>
+    <w:p>
+      <w:pPr>
+        <w:pStyle w:val="p1"/>
+      </w:pPr>
+      <w:r>
+        <w:t>你可以在：</w:t>
+      </w:r>
+    </w:p>
+    <w:p>
+      <w:pPr>
+        <w:pStyle w:val="HTML"/>
+      </w:pPr>
+      <w:r>
+        <w:rPr>
+          <w:rStyle w:val="HTML1"/>
+        </w:rPr>
+        <w:t>1小时</w:t>
+      </w:r>
+    </w:p>
+    <w:p>
+      <w:pPr>
+        <w:pStyle w:val="p1"/>
+      </w:pPr>
+      <w:r>
+        <w:t>完成：</w:t>
+      </w:r>
+    </w:p>
+    <w:p>
+      <w:pPr>
+        <w:pStyle w:val="HTML"/>
+      </w:pPr>
+      <w:r>
+        <w:rPr>
+          <w:rStyle w:val="HTML1"/>
+        </w:rPr>
+        <w:t>60 → 40</w:t>
+      </w:r>
+    </w:p>
+    <w:p>
+      <w:pPr>
+        <w:rPr>
+          <w:rStyle w:val="s1"/>
+        </w:rPr>
+      </w:pPr>
+      <w:r>
+        <w:rPr>
+          <w:rStyle w:val="s1"/>
+          <w:noProof/>
+        </w:rPr>
+        <w:pict w14:anchorId="1AF77819">
+          <v:rect id="_x0000_i1026" alt="" style="width:415.3pt;height:.05pt;mso-width-percent:0;mso-height-percent:0;mso-width-percent:0;mso-height-percent:0" o:hralign="center" o:hrstd="t" o:hr="t" fillcolor="#a0a0a0" stroked="f"/>
+        </w:pict>
+      </w:r>
+    </w:p>
+    <w:p>
+      <w:pPr>
+        <w:pStyle w:val="3"/>
+      </w:pPr>
+      <w:r>
+        <w:t>七、我给你一个额外的建议（非常关键）</w:t>
+      </w:r>
+    </w:p>
+    <w:p>
+      <w:pPr>
+        <w:pStyle w:val="p3"/>
+      </w:pPr>
+      <w:r>
+        <w:t>第四轮筛选其实只需要：</w:t>
+      </w:r>
+    </w:p>
+    <w:p>
+      <w:pPr>
+        <w:pStyle w:val="HTML"/>
+      </w:pPr>
+      <w:r>
+        <w:rPr>
+          <w:rStyle w:val="HTML1"/>
+        </w:rPr>
+        <w:t>淘汰危险公司</w:t>
+      </w:r>
+    </w:p>
+    <w:p>
+      <w:pPr>
+        <w:pStyle w:val="p1"/>
+      </w:pPr>
+      <w:r>
+        <w:t>不要试图：</w:t>
+      </w:r>
+    </w:p>
+    <w:p>
+      <w:pPr>
+        <w:pStyle w:val="HTML"/>
+      </w:pPr>
+      <w:r>
+        <w:rPr>
+          <w:rStyle w:val="HTML1"/>
+        </w:rPr>
+        <w:lastRenderedPageBreak/>
+        <w:t>选最好公司</w:t>
+      </w:r>
+    </w:p>
+    <w:p>
+      <w:pPr>
+        <w:pStyle w:val="p1"/>
+      </w:pPr>
+      <w:r>
+        <w:t>因为：</w:t>
+      </w:r>
+    </w:p>
+    <w:p>
+      <w:pPr>
+        <w:pStyle w:val="HTML"/>
+      </w:pPr>
+      <w:r>
+        <w:rPr>
+          <w:rStyle w:val="HTML1"/>
+        </w:rPr>
+        <w:t>team &gt; company</w:t>
+      </w:r>
+    </w:p>
+    <w:p>
+      <w:pPr>
+        <w:rPr>
+          <w:rStyle w:val="s1"/>
+        </w:rPr>
+      </w:pPr>
+      <w:r>
+        <w:rPr>
+          <w:rStyle w:val="s1"/>
+          <w:noProof/>
+        </w:rPr>
+        <w:pict w14:anchorId="3F392C0F">
+          <v:rect id="_x0000_i1025" alt="" style="width:415.3pt;height:.05pt;mso-width-percent:0;mso-height-percent:0;mso-width-percent:0;mso-height-percent:0" o:hralign="center" o:hrstd="t" o:hr="t" fillcolor="#a0a0a0" stroked="f"/>
+        </w:pict>
+      </w:r>
+    </w:p>
+    <w:p>
+      <w:pPr>
+        <w:pStyle w:val="3"/>
+      </w:pPr>
+      <w:r>
+        <w:t>八、如果你愿意，我可以帮你做一个更实用的东西</w:t>
+      </w:r>
+    </w:p>
+    <w:p>
+      <w:pPr>
+        <w:pStyle w:val="p3"/>
+      </w:pPr>
+      <w:r>
+        <w:t>我可以帮你做一个：</w:t>
+      </w:r>
+    </w:p>
+    <w:p>
+      <w:pPr>
+        <w:pStyle w:val="p4"/>
+      </w:pPr>
+      <w:proofErr w:type="spellStart"/>
+      <w:r>
+        <w:rPr>
+          <w:b/>
+          <w:bCs/>
+        </w:rPr>
+        <w:t>targets.yaml</w:t>
+      </w:r>
+      <w:proofErr w:type="spellEnd"/>
+      <w:r>
+        <w:rPr>
+          <w:b/>
+          <w:bCs/>
+        </w:rPr>
+        <w:t xml:space="preserve"> 自动风险评估脚本</w:t>
+      </w:r>
+    </w:p>
+    <w:p>
+      <w:pPr>
+        <w:pStyle w:val="p3"/>
+      </w:pPr>
+      <w:r>
+        <w:t>输入：</w:t>
+      </w:r>
+    </w:p>
+    <w:p>
+      <w:pPr>
+        <w:pStyle w:val="HTML"/>
+      </w:pPr>
+      <w:proofErr w:type="spellStart"/>
+      <w:proofErr w:type="gramStart"/>
+      <w:r>
+        <w:rPr>
+          <w:rStyle w:val="HTML1"/>
+        </w:rPr>
+        <w:t>targets.yaml</w:t>
+      </w:r>
+      <w:proofErr w:type="spellEnd"/>
+      <w:proofErr w:type="gramEnd"/>
+    </w:p>
+    <w:p>
+      <w:pPr>
+        <w:pStyle w:val="p1"/>
+      </w:pPr>
+      <w:r>
+        <w:t>输出：</w:t>
+      </w:r>
+    </w:p>
+    <w:p>
+      <w:pPr>
+        <w:pStyle w:val="HTML"/>
+        <w:rPr>
+          <w:rStyle w:val="HTML1"/>
+        </w:rPr>
+      </w:pPr>
+      <w:proofErr w:type="spellStart"/>
+      <w:r>
+        <w:rPr>
+          <w:rStyle w:val="HTML1"/>
+        </w:rPr>
+        <w:t>risk_score</w:t>
+      </w:r>
+      <w:proofErr w:type="spellEnd"/>
+    </w:p>
+    <w:p>
+      <w:pPr>
+        <w:pStyle w:val="HTML"/>
+        <w:rPr>
+          <w:rStyle w:val="HTML1"/>
+        </w:rPr>
+      </w:pPr>
+      <w:proofErr w:type="spellStart"/>
+      <w:r>
+        <w:rPr>
+          <w:rStyle w:val="HTML1"/>
+        </w:rPr>
+        <w:t>risk_level</w:t>
+      </w:r>
+      <w:proofErr w:type="spellEnd"/>
+    </w:p>
+    <w:p>
+      <w:pPr>
+        <w:pStyle w:val="HTML"/>
+      </w:pPr>
+      <w:r>
+        <w:rPr>
+          <w:rStyle w:val="HTML1"/>
+        </w:rPr>
+        <w:t>top companies</w:t>
+      </w:r>
+    </w:p>
+    <w:p>
+      <w:pPr>
+        <w:pStyle w:val="p1"/>
+      </w:pPr>
+      <w:r>
+        <w:rPr>
+          <w:rStyle w:val="s1"/>
+        </w:rPr>
+        <w:t xml:space="preserve">这样你的 </w:t>
+      </w:r>
+      <w:r>
+        <w:rPr>
+          <w:b/>
+          <w:bCs/>
+        </w:rPr>
+        <w:t>60家公司会自动排序</w:t>
+      </w:r>
+      <w:r>
+        <w:rPr>
+          <w:rStyle w:val="s1"/>
+        </w:rPr>
+        <w:t>。</w:t>
+      </w:r>
+    </w:p>
+    <w:p>
+      <w:pPr>
+        <w:pStyle w:val="3"/>
         <w:rPr>
           <w:rFonts w:hint="eastAsia"/>
         </w:rPr>
@@ -18186,7 +20031,6 @@
     <w:next w:val="a"/>
     <w:link w:val="50"/>
     <w:uiPriority w:val="9"/>
-    <w:semiHidden/>
     <w:unhideWhenUsed/>
     <w:qFormat/>
     <w:rsid w:val="00B111BA"/>
@@ -18372,7 +20216,6 @@
     <w:basedOn w:val="a0"/>
     <w:link w:val="5"/>
     <w:uiPriority w:val="9"/>
-    <w:semiHidden/>
     <w:rsid w:val="00B111BA"/>
     <w:rPr>
       <w:rFonts w:cstheme="majorBidi"/>
